--- a/fuentes/CF10_935507_CFA.docx
+++ b/fuentes/CF10_935507_CFA.docx
@@ -603,13 +603,15 @@
       </w:r>
       <w:bookmarkStart w:id="0" w:name="_Toc176443691"/>
     </w:p>
-    <w:bookmarkStart w:id="1" w:name="_Toc240006179" w:displacedByCustomXml="next"/>
+    <w:bookmarkStart w:id="1" w:name="_Toc236301750" w:displacedByCustomXml="next"/>
     <w:bookmarkStart w:id="2" w:name="_Toc233919236" w:displacedByCustomXml="next"/>
-    <w:bookmarkStart w:id="3" w:name="_Toc236301750" w:displacedByCustomXml="next"/>
+    <w:bookmarkStart w:id="3" w:name="_Toc240006179" w:displacedByCustomXml="next"/>
     <w:sdt>
       <w:sdtPr>
         <w:rPr>
           <w:rFonts w:ascii="Calibri" w:eastAsia="Calibri" w:hAnsi="Calibri" w:cs="Times New Roman"/>
+          <w:b w:val="0"/>
+          <w:bCs w:val="0"/>
           <w:spacing w:val="0"/>
           <w:kern w:val="2"/>
           <w:sz w:val="28"/>
@@ -624,8 +626,6 @@
       </w:sdtPr>
       <w:sdtEndPr>
         <w:rPr>
-          <w:b w:val="0"/>
-          <w:bCs w:val="0"/>
           <w:noProof/>
         </w:rPr>
       </w:sdtEndPr>
@@ -3063,7 +3063,25 @@
           <w:bCs/>
           <w:lang w:eastAsia="es-CO"/>
         </w:rPr>
-        <w:t>Anexo_01_programa _anual_</w:t>
+        <w:t>Anexo_01_</w:t>
+      </w:r>
+      <w:r>
+        <w:rPr>
+          <w:rFonts w:asciiTheme="minorHAnsi" w:hAnsiTheme="minorHAnsi" w:cstheme="minorHAnsi"/>
+          <w:b/>
+          <w:bCs/>
+          <w:lang w:eastAsia="es-CO"/>
+        </w:rPr>
+        <w:t>P</w:t>
+      </w:r>
+      <w:r>
+        <w:rPr>
+          <w:rFonts w:asciiTheme="minorHAnsi" w:hAnsiTheme="minorHAnsi" w:cstheme="minorHAnsi"/>
+          <w:b/>
+          <w:bCs/>
+          <w:lang w:eastAsia="es-CO"/>
+        </w:rPr>
+        <w:t>rograma _anual_</w:t>
       </w:r>
       <w:r>
         <w:rPr>
@@ -15831,6 +15849,7 @@
   <w:style w:type="character" w:default="1" w:styleId="Fuentedeprrafopredeter">
     <w:name w:val="Default Paragraph Font"/>
     <w:uiPriority w:val="1"/>
+    <w:semiHidden/>
     <w:unhideWhenUsed/>
   </w:style>
   <w:style w:type="table" w:default="1" w:styleId="Tablanormal">
@@ -17157,6 +17176,10 @@
 </file>
 
 <file path=customXml/item1.xml><?xml version="1.0" encoding="utf-8"?>
+<b:Sources xmlns:b="http://schemas.openxmlformats.org/officeDocument/2006/bibliography" xmlns="http://schemas.openxmlformats.org/officeDocument/2006/bibliography" SelectedStyle="\APASixthEditionOfficeOnline.xsl" StyleName="APA" Version="6"/>
+</file>
+
+<file path=customXml/item2.xml><?xml version="1.0" encoding="utf-8"?>
 <ct:contentTypeSchema xmlns:ct="http://schemas.microsoft.com/office/2006/metadata/contentType" xmlns:ma="http://schemas.microsoft.com/office/2006/metadata/properties/metaAttributes" ct:_="" ma:_="" ma:contentTypeName="Documento" ma:contentTypeID="0x0101006A81D6BD42E8DF4C91013959704817E1" ma:contentTypeVersion="15" ma:contentTypeDescription="Crear nuevo documento." ma:contentTypeScope="" ma:versionID="bf4f72ffd194f0963ff564daca6869f7">
   <xsd:schema xmlns:xsd="http://www.w3.org/2001/XMLSchema" xmlns:xs="http://www.w3.org/2001/XMLSchema" xmlns:p="http://schemas.microsoft.com/office/2006/metadata/properties" xmlns:ns2="13c90a0b-73bc-4dc0-be5f-28d77b615beb" xmlns:ns3="13c93bba-48ce-428c-bfe5-88b42c19b028" targetNamespace="http://schemas.microsoft.com/office/2006/metadata/properties" ma:root="true" ma:fieldsID="8718d6f4873a5b1392a45044efa78385" ns2:_="" ns3:_="">
     <xsd:import namespace="13c90a0b-73bc-4dc0-be5f-28d77b615beb"/>
@@ -17391,11 +17414,16 @@
 </ct:contentTypeSchema>
 </file>
 
-<file path=customXml/item2.xml><?xml version="1.0" encoding="utf-8"?>
-<b:Sources xmlns:b="http://schemas.openxmlformats.org/officeDocument/2006/bibliography" xmlns="http://schemas.openxmlformats.org/officeDocument/2006/bibliography" SelectedStyle="\APASixthEditionOfficeOnline.xsl" StyleName="APA" Version="6"/>
+<file path=customXml/item3.xml><?xml version="1.0" encoding="utf-8"?>
+<?mso-contentType ?>
+<FormTemplates xmlns="http://schemas.microsoft.com/sharepoint/v3/contenttype/forms">
+  <Display>DocumentLibraryForm</Display>
+  <Edit>DocumentLibraryForm</Edit>
+  <New>DocumentLibraryForm</New>
+</FormTemplates>
 </file>
 
-<file path=customXml/item3.xml><?xml version="1.0" encoding="utf-8"?>
+<file path=customXml/item4.xml><?xml version="1.0" encoding="utf-8"?>
 <p:properties xmlns:p="http://schemas.microsoft.com/office/2006/metadata/properties" xmlns:xsi="http://www.w3.org/2001/XMLSchema-instance" xmlns:pc="http://schemas.microsoft.com/office/infopath/2007/PartnerControls">
   <documentManagement>
     <TaxCatchAll xmlns="13c90a0b-73bc-4dc0-be5f-28d77b615beb" xsi:nil="true"/>
@@ -17406,16 +17434,15 @@
 </p:properties>
 </file>
 
-<file path=customXml/item4.xml><?xml version="1.0" encoding="utf-8"?>
-<?mso-contentType ?>
-<FormTemplates xmlns="http://schemas.microsoft.com/sharepoint/v3/contenttype/forms">
-  <Display>DocumentLibraryForm</Display>
-  <Edit>DocumentLibraryForm</Edit>
-  <New>DocumentLibraryForm</New>
-</FormTemplates>
+<file path=customXml/itemProps1.xml><?xml version="1.0" encoding="utf-8"?>
+<ds:datastoreItem xmlns:ds="http://schemas.openxmlformats.org/officeDocument/2006/customXml" ds:itemID="{1AF2C25B-FB23-49D7-861B-D97474F002D2}">
+  <ds:schemaRefs>
+    <ds:schemaRef ds:uri="http://schemas.openxmlformats.org/officeDocument/2006/bibliography"/>
+  </ds:schemaRefs>
+</ds:datastoreItem>
 </file>
 
-<file path=customXml/itemProps1.xml><?xml version="1.0" encoding="utf-8"?>
+<file path=customXml/itemProps2.xml><?xml version="1.0" encoding="utf-8"?>
 <ds:datastoreItem xmlns:ds="http://schemas.openxmlformats.org/officeDocument/2006/customXml" ds:itemID="{4B3C6E78-634C-4AE7-B2E1-4D68F5BA9D52}">
   <ds:schemaRefs>
     <ds:schemaRef ds:uri="http://schemas.microsoft.com/office/2006/metadata/contentType"/>
@@ -17434,15 +17461,15 @@
 </ds:datastoreItem>
 </file>
 
-<file path=customXml/itemProps2.xml><?xml version="1.0" encoding="utf-8"?>
-<ds:datastoreItem xmlns:ds="http://schemas.openxmlformats.org/officeDocument/2006/customXml" ds:itemID="{1AF2C25B-FB23-49D7-861B-D97474F002D2}">
+<file path=customXml/itemProps3.xml><?xml version="1.0" encoding="utf-8"?>
+<ds:datastoreItem xmlns:ds="http://schemas.openxmlformats.org/officeDocument/2006/customXml" ds:itemID="{91756AAB-0645-4FFC-990B-34BB6096B23B}">
   <ds:schemaRefs>
-    <ds:schemaRef ds:uri="http://schemas.openxmlformats.org/officeDocument/2006/bibliography"/>
+    <ds:schemaRef ds:uri="http://schemas.microsoft.com/sharepoint/v3/contenttype/forms"/>
   </ds:schemaRefs>
 </ds:datastoreItem>
 </file>
 
-<file path=customXml/itemProps3.xml><?xml version="1.0" encoding="utf-8"?>
+<file path=customXml/itemProps4.xml><?xml version="1.0" encoding="utf-8"?>
 <ds:datastoreItem xmlns:ds="http://schemas.openxmlformats.org/officeDocument/2006/customXml" ds:itemID="{CEECB56F-E1D8-45BF-A0A3-B5258E7263D4}">
   <ds:schemaRefs>
     <ds:schemaRef ds:uri="http://schemas.microsoft.com/office/2006/metadata/properties"/>
@@ -17451,12 +17478,4 @@
     <ds:schemaRef ds:uri="13c93bba-48ce-428c-bfe5-88b42c19b028"/>
   </ds:schemaRefs>
 </ds:datastoreItem>
-</file>
-
-<file path=customXml/itemProps4.xml><?xml version="1.0" encoding="utf-8"?>
-<ds:datastoreItem xmlns:ds="http://schemas.openxmlformats.org/officeDocument/2006/customXml" ds:itemID="{91756AAB-0645-4FFC-990B-34BB6096B23B}">
-  <ds:schemaRefs>
-    <ds:schemaRef ds:uri="http://schemas.microsoft.com/sharepoint/v3/contenttype/forms"/>
-  </ds:schemaRefs>
-</ds:datastoreItem>
 </file>
--- a/fuentes/CF10_935507_CFA.docx
+++ b/fuentes/CF10_935507_CFA.docx
@@ -603,9 +603,9 @@
       </w:r>
       <w:bookmarkStart w:id="0" w:name="_Toc176443691"/>
     </w:p>
-    <w:bookmarkStart w:id="1" w:name="_Toc236301750" w:displacedByCustomXml="next"/>
+    <w:bookmarkStart w:id="1" w:name="_Toc240006179" w:displacedByCustomXml="next"/>
     <w:bookmarkStart w:id="2" w:name="_Toc233919236" w:displacedByCustomXml="next"/>
-    <w:bookmarkStart w:id="3" w:name="_Toc240006179" w:displacedByCustomXml="next"/>
+    <w:bookmarkStart w:id="3" w:name="_Toc236301750" w:displacedByCustomXml="next"/>
     <w:sdt>
       <w:sdtPr>
         <w:rPr>
@@ -3043,18 +3043,26 @@
     </w:p>
     <w:p>
       <w:pPr>
-        <w:ind w:left="708" w:firstLine="0"/>
-        <w:rPr>
-          <w:rFonts w:asciiTheme="minorHAnsi" w:hAnsiTheme="minorHAnsi" w:cstheme="minorHAnsi"/>
-          <w:lang w:eastAsia="es-CO"/>
-        </w:rPr>
-      </w:pPr>
-      <w:r>
-        <w:rPr>
-          <w:rFonts w:asciiTheme="minorHAnsi" w:hAnsiTheme="minorHAnsi" w:cstheme="minorHAnsi"/>
-          <w:lang w:eastAsia="es-CO"/>
-        </w:rPr>
-        <w:t xml:space="preserve">Para ampliar la información sobre este tema, consulte el </w:t>
+        <w:spacing w:before="0" w:after="0"/>
+        <w:ind w:left="708" w:firstLine="360"/>
+        <w:rPr>
+          <w:rFonts w:asciiTheme="minorHAnsi" w:hAnsiTheme="minorHAnsi" w:cstheme="minorHAnsi"/>
+          <w:lang w:eastAsia="es-CO"/>
+        </w:rPr>
+      </w:pPr>
+      <w:r>
+        <w:rPr>
+          <w:rFonts w:asciiTheme="minorHAnsi" w:hAnsiTheme="minorHAnsi" w:cstheme="minorHAnsi"/>
+          <w:lang w:eastAsia="es-CO"/>
+        </w:rPr>
+        <w:t>Para ampliar la información sobre este tema, consulte el</w:t>
+      </w:r>
+      <w:r>
+        <w:rPr>
+          <w:rFonts w:asciiTheme="minorHAnsi" w:hAnsiTheme="minorHAnsi" w:cstheme="minorHAnsi"/>
+          <w:lang w:eastAsia="es-CO"/>
+        </w:rPr>
+        <w:t xml:space="preserve"> </w:t>
       </w:r>
       <w:r>
         <w:rPr>
@@ -3081,7 +3089,7 @@
           <w:bCs/>
           <w:lang w:eastAsia="es-CO"/>
         </w:rPr>
-        <w:t>rograma _anual_</w:t>
+        <w:t>rograma_anual_</w:t>
       </w:r>
       <w:r>
         <w:rPr>
@@ -3108,18 +3116,17 @@
         </w:rPr>
         <w:t>, disponible en la carpeta de anexos.</w:t>
       </w:r>
-    </w:p>
-    <w:p>
-      <w:pPr>
-        <w:spacing w:before="0" w:after="0"/>
-        <w:ind w:left="708" w:firstLine="0"/>
-        <w:rPr>
-          <w:rFonts w:asciiTheme="minorHAnsi" w:hAnsiTheme="minorHAnsi" w:cstheme="minorHAnsi"/>
-        </w:rPr>
-      </w:pPr>
-      <w:r>
-        <w:rPr>
-          <w:rFonts w:asciiTheme="minorHAnsi" w:hAnsiTheme="minorHAnsi" w:cstheme="minorHAnsi"/>
+      <w:r>
+        <w:rPr>
+          <w:rFonts w:asciiTheme="minorHAnsi" w:hAnsiTheme="minorHAnsi" w:cstheme="minorHAnsi"/>
+          <w:lang w:eastAsia="es-CO"/>
+        </w:rPr>
+        <w:t xml:space="preserve"> </w:t>
+      </w:r>
+      <w:r>
+        <w:rPr>
+          <w:rFonts w:asciiTheme="minorHAnsi" w:hAnsiTheme="minorHAnsi" w:cstheme="minorHAnsi"/>
+          <w:lang w:eastAsia="es-CO"/>
         </w:rPr>
         <w:t>Revise un ejemplo de la planeación de las auditorías.</w:t>
       </w:r>
@@ -7635,23 +7642,7 @@
           <w:rFonts w:asciiTheme="minorHAnsi" w:hAnsiTheme="minorHAnsi" w:cstheme="minorHAnsi"/>
           <w:lang w:eastAsia="es-CO"/>
         </w:rPr>
-        <w:t xml:space="preserve"> su nombre es por el secretario de comercio de </w:t>
-      </w:r>
-      <w:proofErr w:type="gramStart"/>
-      <w:r>
-        <w:rPr>
-          <w:rFonts w:asciiTheme="minorHAnsi" w:hAnsiTheme="minorHAnsi" w:cstheme="minorHAnsi"/>
-          <w:lang w:eastAsia="es-CO"/>
-        </w:rPr>
-        <w:t>EE.UU.</w:t>
-      </w:r>
-      <w:proofErr w:type="gramEnd"/>
-      <w:r>
-        <w:rPr>
-          <w:rFonts w:asciiTheme="minorHAnsi" w:hAnsiTheme="minorHAnsi" w:cstheme="minorHAnsi"/>
-          <w:lang w:eastAsia="es-CO"/>
-        </w:rPr>
-        <w:t xml:space="preserve"> de 1981, quien creía la calidad como factor clave de la prosperidad; el premio se creó a partir de 1987. El premio es otorgado a empresas de diversos sectores.</w:t>
+        <w:t xml:space="preserve"> su nombre es por el secretario de comercio de EE.UU. de 1981, quien creía la calidad como factor clave de la prosperidad; el premio se creó a partir de 1987. El premio es otorgado a empresas de diversos sectores.</w:t>
       </w:r>
     </w:p>
     <w:p>
@@ -10152,6 +10143,16 @@
     <w:p>
       <w:pPr>
         <w:spacing w:before="0" w:after="0"/>
+        <w:ind w:firstLine="708"/>
+        <w:rPr>
+          <w:rFonts w:asciiTheme="minorHAnsi" w:hAnsiTheme="minorHAnsi" w:cstheme="minorHAnsi"/>
+          <w:lang w:eastAsia="es-CO"/>
+        </w:rPr>
+      </w:pPr>
+    </w:p>
+    <w:p>
+      <w:pPr>
+        <w:spacing w:before="0" w:after="0"/>
         <w:ind w:firstLine="0"/>
         <w:rPr>
           <w:rFonts w:asciiTheme="minorHAnsi" w:hAnsiTheme="minorHAnsi" w:cstheme="minorHAnsi"/>
@@ -10160,13 +10161,15 @@
       </w:pPr>
       <w:r>
         <w:rPr>
+          <w:rFonts w:asciiTheme="minorHAnsi" w:hAnsiTheme="minorHAnsi" w:cstheme="minorHAnsi"/>
           <w:noProof/>
+          <w:lang w:eastAsia="es-CO"/>
         </w:rPr>
         <w:drawing>
-          <wp:inline distT="0" distB="0" distL="0" distR="0" wp14:anchorId="00EFC0AF" wp14:editId="052B519B">
-            <wp:extent cx="6336000" cy="2935752"/>
-            <wp:effectExtent l="0" t="0" r="8255" b="0"/>
-            <wp:docPr id="1305509254" name="Imagen 4" descr="Esquema en la parte superior aparece el título principal “Control en procesos de calidad para la confección industrial”. Desde este se desprenden cuatro categorías: “Procedimiento de auditoría”, con los temas características, procedimiento y plan anual; “Tipos de auditorías”, con auditoría intermedia, final, interna y externa; “Premios de calidad”; y “Norma ISO 19011”, que incluye inspección vs. auditoría y hallazgos de las auditorías. El diagrama utiliza líneas de conexión y bloques de colores azul, verde, gris y naranja sobre fondo claro."/>
+          <wp:inline distT="0" distB="0" distL="0" distR="0" wp14:anchorId="49706225" wp14:editId="1FE79639">
+            <wp:extent cx="6332220" cy="2810510"/>
+            <wp:effectExtent l="0" t="0" r="0" b="8890"/>
+            <wp:docPr id="545074093" name="Gráfico 4" descr="Esquema en la parte superior aparece el título principal “Procedimiento de auditoría”. Desde este se desprenden cuatro categorías: “Procedimiento de auditoría”, con los temas características, procedimiento y plan anual; “Tipos de auditorías”, con auditoría intermedia, final, interna y externa; “Premios de calidad”; y “Norma ISO 19011”, que incluye inspección vs. auditoría y hallazgos de las auditorías. El diagrama utiliza líneas de conexión y bloques de colores azul, verde, gris y naranja sobre fondo claro."/>
             <wp:cNvGraphicFramePr>
               <a:graphicFrameLocks xmlns:a="http://schemas.openxmlformats.org/drawingml/2006/main" noChangeAspect="1"/>
             </wp:cNvGraphicFramePr>
@@ -10174,41 +10177,29 @@
               <a:graphicData uri="http://schemas.openxmlformats.org/drawingml/2006/picture">
                 <pic:pic xmlns:pic="http://schemas.openxmlformats.org/drawingml/2006/picture">
                   <pic:nvPicPr>
-                    <pic:cNvPr id="1305509254" name="Imagen 4" descr="Esquema en la parte superior aparece el título principal “Control en procesos de calidad para la confección industrial”. Desde este se desprenden cuatro categorías: “Procedimiento de auditoría”, con los temas características, procedimiento y plan anual; “Tipos de auditorías”, con auditoría intermedia, final, interna y externa; “Premios de calidad”; y “Norma ISO 19011”, que incluye inspección vs. auditoría y hallazgos de las auditorías. El diagrama utiliza líneas de conexión y bloques de colores azul, verde, gris y naranja sobre fondo claro."/>
-                    <pic:cNvPicPr>
-                      <a:picLocks noChangeAspect="1" noChangeArrowheads="1"/>
-                    </pic:cNvPicPr>
+                    <pic:cNvPr id="545074093" name="Gráfico 4" descr="Esquema en la parte superior aparece el título principal “Procedimiento de auditoría”. Desde este se desprenden cuatro categorías: “Procedimiento de auditoría”, con los temas características, procedimiento y plan anual; “Tipos de auditorías”, con auditoría intermedia, final, interna y externa; “Premios de calidad”; y “Norma ISO 19011”, que incluye inspección vs. auditoría y hallazgos de las auditorías. El diagrama utiliza líneas de conexión y bloques de colores azul, verde, gris y naranja sobre fondo claro."/>
+                    <pic:cNvPicPr/>
                   </pic:nvPicPr>
-                  <pic:blipFill rotWithShape="1">
+                  <pic:blipFill>
                     <a:blip r:embed="rId22">
                       <a:extLst>
-                        <a:ext uri="{28A0092B-C50C-407E-A947-70E740481C1C}">
-                          <a14:useLocalDpi xmlns:a14="http://schemas.microsoft.com/office/drawing/2010/main" val="0"/>
+                        <a:ext uri="{96DAC541-7B7A-43D3-8B79-37D633B846F1}">
+                          <asvg:svgBlip xmlns:asvg="http://schemas.microsoft.com/office/drawing/2016/SVG/main" r:embed="rId23"/>
                         </a:ext>
                       </a:extLst>
                     </a:blip>
-                    <a:srcRect l="1907" t="6300" r="5183" b="7152"/>
                     <a:stretch>
                       <a:fillRect/>
                     </a:stretch>
                   </pic:blipFill>
-                  <pic:spPr bwMode="auto">
+                  <pic:spPr>
                     <a:xfrm>
                       <a:off x="0" y="0"/>
-                      <a:ext cx="6336000" cy="2935752"/>
+                      <a:ext cx="6332220" cy="2810510"/>
                     </a:xfrm>
                     <a:prstGeom prst="rect">
                       <a:avLst/>
                     </a:prstGeom>
-                    <a:noFill/>
-                    <a:ln>
-                      <a:noFill/>
-                    </a:ln>
-                    <a:extLst>
-                      <a:ext uri="{53640926-AAD7-44D8-BBD7-CCE9431645EC}">
-                        <a14:shadowObscured xmlns:a14="http://schemas.microsoft.com/office/drawing/2010/main"/>
-                      </a:ext>
-                    </a:extLst>
                   </pic:spPr>
                 </pic:pic>
               </a:graphicData>
@@ -10216,16 +10207,6 @@
           </wp:inline>
         </w:drawing>
       </w:r>
-    </w:p>
-    <w:p>
-      <w:pPr>
-        <w:spacing w:before="0" w:after="0"/>
-        <w:ind w:firstLine="0"/>
-        <w:rPr>
-          <w:rFonts w:asciiTheme="minorHAnsi" w:hAnsiTheme="minorHAnsi" w:cstheme="minorHAnsi"/>
-          <w:lang w:eastAsia="es-CO"/>
-        </w:rPr>
-      </w:pPr>
     </w:p>
     <w:p>
       <w:pPr>
@@ -11908,8 +11889,8 @@
       </w:pPr>
     </w:p>
     <w:sectPr>
-      <w:headerReference w:type="default" r:id="rId23"/>
-      <w:footerReference w:type="default" r:id="rId24"/>
+      <w:headerReference w:type="default" r:id="rId24"/>
+      <w:footerReference w:type="default" r:id="rId25"/>
       <w:type w:val="continuous"/>
       <w:pgSz w:w="12240" w:h="15840"/>
       <w:pgMar w:top="1701" w:right="1134" w:bottom="1134" w:left="1134" w:header="709" w:footer="737" w:gutter="0"/>
@@ -17176,10 +17157,6 @@
 </file>
 
 <file path=customXml/item1.xml><?xml version="1.0" encoding="utf-8"?>
-<b:Sources xmlns:b="http://schemas.openxmlformats.org/officeDocument/2006/bibliography" xmlns="http://schemas.openxmlformats.org/officeDocument/2006/bibliography" SelectedStyle="\APASixthEditionOfficeOnline.xsl" StyleName="APA" Version="6"/>
-</file>
-
-<file path=customXml/item2.xml><?xml version="1.0" encoding="utf-8"?>
 <ct:contentTypeSchema xmlns:ct="http://schemas.microsoft.com/office/2006/metadata/contentType" xmlns:ma="http://schemas.microsoft.com/office/2006/metadata/properties/metaAttributes" ct:_="" ma:_="" ma:contentTypeName="Documento" ma:contentTypeID="0x0101006A81D6BD42E8DF4C91013959704817E1" ma:contentTypeVersion="15" ma:contentTypeDescription="Crear nuevo documento." ma:contentTypeScope="" ma:versionID="bf4f72ffd194f0963ff564daca6869f7">
   <xsd:schema xmlns:xsd="http://www.w3.org/2001/XMLSchema" xmlns:xs="http://www.w3.org/2001/XMLSchema" xmlns:p="http://schemas.microsoft.com/office/2006/metadata/properties" xmlns:ns2="13c90a0b-73bc-4dc0-be5f-28d77b615beb" xmlns:ns3="13c93bba-48ce-428c-bfe5-88b42c19b028" targetNamespace="http://schemas.microsoft.com/office/2006/metadata/properties" ma:root="true" ma:fieldsID="8718d6f4873a5b1392a45044efa78385" ns2:_="" ns3:_="">
     <xsd:import namespace="13c90a0b-73bc-4dc0-be5f-28d77b615beb"/>
@@ -17414,16 +17391,11 @@
 </ct:contentTypeSchema>
 </file>
 
-<file path=customXml/item3.xml><?xml version="1.0" encoding="utf-8"?>
-<?mso-contentType ?>
-<FormTemplates xmlns="http://schemas.microsoft.com/sharepoint/v3/contenttype/forms">
-  <Display>DocumentLibraryForm</Display>
-  <Edit>DocumentLibraryForm</Edit>
-  <New>DocumentLibraryForm</New>
-</FormTemplates>
+<file path=customXml/item2.xml><?xml version="1.0" encoding="utf-8"?>
+<b:Sources xmlns:b="http://schemas.openxmlformats.org/officeDocument/2006/bibliography" xmlns="http://schemas.openxmlformats.org/officeDocument/2006/bibliography" SelectedStyle="\APASixthEditionOfficeOnline.xsl" StyleName="APA" Version="6"/>
 </file>
 
-<file path=customXml/item4.xml><?xml version="1.0" encoding="utf-8"?>
+<file path=customXml/item3.xml><?xml version="1.0" encoding="utf-8"?>
 <p:properties xmlns:p="http://schemas.microsoft.com/office/2006/metadata/properties" xmlns:xsi="http://www.w3.org/2001/XMLSchema-instance" xmlns:pc="http://schemas.microsoft.com/office/infopath/2007/PartnerControls">
   <documentManagement>
     <TaxCatchAll xmlns="13c90a0b-73bc-4dc0-be5f-28d77b615beb" xsi:nil="true"/>
@@ -17434,15 +17406,16 @@
 </p:properties>
 </file>
 
-<file path=customXml/itemProps1.xml><?xml version="1.0" encoding="utf-8"?>
-<ds:datastoreItem xmlns:ds="http://schemas.openxmlformats.org/officeDocument/2006/customXml" ds:itemID="{1AF2C25B-FB23-49D7-861B-D97474F002D2}">
-  <ds:schemaRefs>
-    <ds:schemaRef ds:uri="http://schemas.openxmlformats.org/officeDocument/2006/bibliography"/>
-  </ds:schemaRefs>
-</ds:datastoreItem>
+<file path=customXml/item4.xml><?xml version="1.0" encoding="utf-8"?>
+<?mso-contentType ?>
+<FormTemplates xmlns="http://schemas.microsoft.com/sharepoint/v3/contenttype/forms">
+  <Display>DocumentLibraryForm</Display>
+  <Edit>DocumentLibraryForm</Edit>
+  <New>DocumentLibraryForm</New>
+</FormTemplates>
 </file>
 
-<file path=customXml/itemProps2.xml><?xml version="1.0" encoding="utf-8"?>
+<file path=customXml/itemProps1.xml><?xml version="1.0" encoding="utf-8"?>
 <ds:datastoreItem xmlns:ds="http://schemas.openxmlformats.org/officeDocument/2006/customXml" ds:itemID="{4B3C6E78-634C-4AE7-B2E1-4D68F5BA9D52}">
   <ds:schemaRefs>
     <ds:schemaRef ds:uri="http://schemas.microsoft.com/office/2006/metadata/contentType"/>
@@ -17461,15 +17434,15 @@
 </ds:datastoreItem>
 </file>
 
-<file path=customXml/itemProps3.xml><?xml version="1.0" encoding="utf-8"?>
-<ds:datastoreItem xmlns:ds="http://schemas.openxmlformats.org/officeDocument/2006/customXml" ds:itemID="{91756AAB-0645-4FFC-990B-34BB6096B23B}">
+<file path=customXml/itemProps2.xml><?xml version="1.0" encoding="utf-8"?>
+<ds:datastoreItem xmlns:ds="http://schemas.openxmlformats.org/officeDocument/2006/customXml" ds:itemID="{1AF2C25B-FB23-49D7-861B-D97474F002D2}">
   <ds:schemaRefs>
-    <ds:schemaRef ds:uri="http://schemas.microsoft.com/sharepoint/v3/contenttype/forms"/>
+    <ds:schemaRef ds:uri="http://schemas.openxmlformats.org/officeDocument/2006/bibliography"/>
   </ds:schemaRefs>
 </ds:datastoreItem>
 </file>
 
-<file path=customXml/itemProps4.xml><?xml version="1.0" encoding="utf-8"?>
+<file path=customXml/itemProps3.xml><?xml version="1.0" encoding="utf-8"?>
 <ds:datastoreItem xmlns:ds="http://schemas.openxmlformats.org/officeDocument/2006/customXml" ds:itemID="{CEECB56F-E1D8-45BF-A0A3-B5258E7263D4}">
   <ds:schemaRefs>
     <ds:schemaRef ds:uri="http://schemas.microsoft.com/office/2006/metadata/properties"/>
@@ -17478,4 +17451,12 @@
     <ds:schemaRef ds:uri="13c93bba-48ce-428c-bfe5-88b42c19b028"/>
   </ds:schemaRefs>
 </ds:datastoreItem>
+</file>
+
+<file path=customXml/itemProps4.xml><?xml version="1.0" encoding="utf-8"?>
+<ds:datastoreItem xmlns:ds="http://schemas.openxmlformats.org/officeDocument/2006/customXml" ds:itemID="{91756AAB-0645-4FFC-990B-34BB6096B23B}">
+  <ds:schemaRefs>
+    <ds:schemaRef ds:uri="http://schemas.microsoft.com/sharepoint/v3/contenttype/forms"/>
+  </ds:schemaRefs>
+</ds:datastoreItem>
 </file>
--- a/fuentes/CF10_935507_CFA.docx
+++ b/fuentes/CF10_935507_CFA.docx
@@ -603,9 +603,9 @@
       </w:r>
       <w:bookmarkStart w:id="0" w:name="_Toc176443691"/>
     </w:p>
-    <w:bookmarkStart w:id="1" w:name="_Toc240006179" w:displacedByCustomXml="next"/>
+    <w:bookmarkStart w:id="1" w:name="_Toc236301750" w:displacedByCustomXml="next"/>
     <w:bookmarkStart w:id="2" w:name="_Toc233919236" w:displacedByCustomXml="next"/>
-    <w:bookmarkStart w:id="3" w:name="_Toc236301750" w:displacedByCustomXml="next"/>
+    <w:bookmarkStart w:id="3" w:name="_Toc240006179" w:displacedByCustomXml="next"/>
     <w:sdt>
       <w:sdtPr>
         <w:rPr>
@@ -3089,25 +3089,7 @@
           <w:bCs/>
           <w:lang w:eastAsia="es-CO"/>
         </w:rPr>
-        <w:t>rograma_anual_</w:t>
-      </w:r>
-      <w:r>
-        <w:rPr>
-          <w:rFonts w:asciiTheme="minorHAnsi" w:hAnsiTheme="minorHAnsi" w:cstheme="minorHAnsi"/>
-          <w:b/>
-          <w:bCs/>
-          <w:lang w:eastAsia="es-CO"/>
-        </w:rPr>
-        <w:t>de_</w:t>
-      </w:r>
-      <w:r>
-        <w:rPr>
-          <w:rFonts w:asciiTheme="minorHAnsi" w:hAnsiTheme="minorHAnsi" w:cstheme="minorHAnsi"/>
-          <w:b/>
-          <w:bCs/>
-          <w:lang w:eastAsia="es-CO"/>
-        </w:rPr>
-        <w:t>auditoria</w:t>
+        <w:t>rograma_anual_auditoria</w:t>
       </w:r>
       <w:r>
         <w:rPr>
@@ -6065,6 +6047,7 @@
         </w:rPr>
         <w:t xml:space="preserve">En la </w:t>
       </w:r>
+      <w:proofErr w:type="spellStart"/>
       <w:r>
         <w:rPr>
           <w:rFonts w:asciiTheme="minorHAnsi" w:hAnsiTheme="minorHAnsi" w:cstheme="minorHAnsi"/>
@@ -6072,14 +6055,211 @@
           <w:bCs/>
           <w:lang w:val="en-US"/>
         </w:rPr>
-        <w:t>auditoría de procesos</w:t>
-      </w:r>
-      <w:r>
-        <w:rPr>
-          <w:rFonts w:asciiTheme="minorHAnsi" w:hAnsiTheme="minorHAnsi" w:cstheme="minorHAnsi"/>
-          <w:lang w:val="en-US"/>
-        </w:rPr>
-        <w:t xml:space="preserve"> se compara que lo descrito en los planes de calidad se implementó en la realidad, comprende los siguientes aspectos:</w:t>
+        <w:t>auditoría</w:t>
+      </w:r>
+      <w:proofErr w:type="spellEnd"/>
+      <w:r>
+        <w:rPr>
+          <w:rFonts w:asciiTheme="minorHAnsi" w:hAnsiTheme="minorHAnsi" w:cstheme="minorHAnsi"/>
+          <w:b/>
+          <w:bCs/>
+          <w:lang w:val="en-US"/>
+        </w:rPr>
+        <w:t xml:space="preserve"> de </w:t>
+      </w:r>
+      <w:proofErr w:type="spellStart"/>
+      <w:r>
+        <w:rPr>
+          <w:rFonts w:asciiTheme="minorHAnsi" w:hAnsiTheme="minorHAnsi" w:cstheme="minorHAnsi"/>
+          <w:b/>
+          <w:bCs/>
+          <w:lang w:val="en-US"/>
+        </w:rPr>
+        <w:t>procesos</w:t>
+      </w:r>
+      <w:proofErr w:type="spellEnd"/>
+      <w:r>
+        <w:rPr>
+          <w:rFonts w:asciiTheme="minorHAnsi" w:hAnsiTheme="minorHAnsi" w:cstheme="minorHAnsi"/>
+          <w:lang w:val="en-US"/>
+        </w:rPr>
+        <w:t xml:space="preserve"> se </w:t>
+      </w:r>
+      <w:proofErr w:type="spellStart"/>
+      <w:r>
+        <w:rPr>
+          <w:rFonts w:asciiTheme="minorHAnsi" w:hAnsiTheme="minorHAnsi" w:cstheme="minorHAnsi"/>
+          <w:lang w:val="en-US"/>
+        </w:rPr>
+        <w:t>compara</w:t>
+      </w:r>
+      <w:proofErr w:type="spellEnd"/>
+      <w:r>
+        <w:rPr>
+          <w:rFonts w:asciiTheme="minorHAnsi" w:hAnsiTheme="minorHAnsi" w:cstheme="minorHAnsi"/>
+          <w:lang w:val="en-US"/>
+        </w:rPr>
+        <w:t xml:space="preserve"> </w:t>
+      </w:r>
+      <w:proofErr w:type="spellStart"/>
+      <w:r>
+        <w:rPr>
+          <w:rFonts w:asciiTheme="minorHAnsi" w:hAnsiTheme="minorHAnsi" w:cstheme="minorHAnsi"/>
+          <w:lang w:val="en-US"/>
+        </w:rPr>
+        <w:t>que</w:t>
+      </w:r>
+      <w:proofErr w:type="spellEnd"/>
+      <w:r>
+        <w:rPr>
+          <w:rFonts w:asciiTheme="minorHAnsi" w:hAnsiTheme="minorHAnsi" w:cstheme="minorHAnsi"/>
+          <w:lang w:val="en-US"/>
+        </w:rPr>
+        <w:t xml:space="preserve"> lo </w:t>
+      </w:r>
+      <w:proofErr w:type="spellStart"/>
+      <w:r>
+        <w:rPr>
+          <w:rFonts w:asciiTheme="minorHAnsi" w:hAnsiTheme="minorHAnsi" w:cstheme="minorHAnsi"/>
+          <w:lang w:val="en-US"/>
+        </w:rPr>
+        <w:t>descrito</w:t>
+      </w:r>
+      <w:proofErr w:type="spellEnd"/>
+      <w:r>
+        <w:rPr>
+          <w:rFonts w:asciiTheme="minorHAnsi" w:hAnsiTheme="minorHAnsi" w:cstheme="minorHAnsi"/>
+          <w:lang w:val="en-US"/>
+        </w:rPr>
+        <w:t xml:space="preserve"> en </w:t>
+      </w:r>
+      <w:proofErr w:type="spellStart"/>
+      <w:r>
+        <w:rPr>
+          <w:rFonts w:asciiTheme="minorHAnsi" w:hAnsiTheme="minorHAnsi" w:cstheme="minorHAnsi"/>
+          <w:lang w:val="en-US"/>
+        </w:rPr>
+        <w:t>los</w:t>
+      </w:r>
+      <w:proofErr w:type="spellEnd"/>
+      <w:r>
+        <w:rPr>
+          <w:rFonts w:asciiTheme="minorHAnsi" w:hAnsiTheme="minorHAnsi" w:cstheme="minorHAnsi"/>
+          <w:lang w:val="en-US"/>
+        </w:rPr>
+        <w:t xml:space="preserve"> planes de </w:t>
+      </w:r>
+      <w:proofErr w:type="spellStart"/>
+      <w:r>
+        <w:rPr>
+          <w:rFonts w:asciiTheme="minorHAnsi" w:hAnsiTheme="minorHAnsi" w:cstheme="minorHAnsi"/>
+          <w:lang w:val="en-US"/>
+        </w:rPr>
+        <w:t>calidad</w:t>
+      </w:r>
+      <w:proofErr w:type="spellEnd"/>
+      <w:r>
+        <w:rPr>
+          <w:rFonts w:asciiTheme="minorHAnsi" w:hAnsiTheme="minorHAnsi" w:cstheme="minorHAnsi"/>
+          <w:lang w:val="en-US"/>
+        </w:rPr>
+        <w:t xml:space="preserve"> se </w:t>
+      </w:r>
+      <w:proofErr w:type="spellStart"/>
+      <w:r>
+        <w:rPr>
+          <w:rFonts w:asciiTheme="minorHAnsi" w:hAnsiTheme="minorHAnsi" w:cstheme="minorHAnsi"/>
+          <w:lang w:val="en-US"/>
+        </w:rPr>
+        <w:t>implementó</w:t>
+      </w:r>
+      <w:proofErr w:type="spellEnd"/>
+      <w:r>
+        <w:rPr>
+          <w:rFonts w:asciiTheme="minorHAnsi" w:hAnsiTheme="minorHAnsi" w:cstheme="minorHAnsi"/>
+          <w:lang w:val="en-US"/>
+        </w:rPr>
+        <w:t xml:space="preserve"> en la </w:t>
+      </w:r>
+      <w:proofErr w:type="spellStart"/>
+      <w:r>
+        <w:rPr>
+          <w:rFonts w:asciiTheme="minorHAnsi" w:hAnsiTheme="minorHAnsi" w:cstheme="minorHAnsi"/>
+          <w:lang w:val="en-US"/>
+        </w:rPr>
+        <w:t>realidad</w:t>
+      </w:r>
+      <w:proofErr w:type="spellEnd"/>
+      <w:r>
+        <w:rPr>
+          <w:rFonts w:asciiTheme="minorHAnsi" w:hAnsiTheme="minorHAnsi" w:cstheme="minorHAnsi"/>
+          <w:lang w:val="en-US"/>
+        </w:rPr>
+        <w:t xml:space="preserve">, </w:t>
+      </w:r>
+      <w:proofErr w:type="spellStart"/>
+      <w:r>
+        <w:rPr>
+          <w:rFonts w:asciiTheme="minorHAnsi" w:hAnsiTheme="minorHAnsi" w:cstheme="minorHAnsi"/>
+          <w:lang w:val="en-US"/>
+        </w:rPr>
+        <w:t>comprende</w:t>
+      </w:r>
+      <w:proofErr w:type="spellEnd"/>
+      <w:r>
+        <w:rPr>
+          <w:rFonts w:asciiTheme="minorHAnsi" w:hAnsiTheme="minorHAnsi" w:cstheme="minorHAnsi"/>
+          <w:lang w:val="en-US"/>
+        </w:rPr>
+        <w:t xml:space="preserve"> </w:t>
+      </w:r>
+      <w:proofErr w:type="spellStart"/>
+      <w:r>
+        <w:rPr>
+          <w:rFonts w:asciiTheme="minorHAnsi" w:hAnsiTheme="minorHAnsi" w:cstheme="minorHAnsi"/>
+          <w:lang w:val="en-US"/>
+        </w:rPr>
+        <w:t>los</w:t>
+      </w:r>
+      <w:proofErr w:type="spellEnd"/>
+      <w:r>
+        <w:rPr>
+          <w:rFonts w:asciiTheme="minorHAnsi" w:hAnsiTheme="minorHAnsi" w:cstheme="minorHAnsi"/>
+          <w:lang w:val="en-US"/>
+        </w:rPr>
+        <w:t xml:space="preserve"> </w:t>
+      </w:r>
+      <w:proofErr w:type="spellStart"/>
+      <w:r>
+        <w:rPr>
+          <w:rFonts w:asciiTheme="minorHAnsi" w:hAnsiTheme="minorHAnsi" w:cstheme="minorHAnsi"/>
+          <w:lang w:val="en-US"/>
+        </w:rPr>
+        <w:t>siguientes</w:t>
+      </w:r>
+      <w:proofErr w:type="spellEnd"/>
+      <w:r>
+        <w:rPr>
+          <w:rFonts w:asciiTheme="minorHAnsi" w:hAnsiTheme="minorHAnsi" w:cstheme="minorHAnsi"/>
+          <w:lang w:val="en-US"/>
+        </w:rPr>
+        <w:t xml:space="preserve"> </w:t>
+      </w:r>
+      <w:proofErr w:type="spellStart"/>
+      <w:r>
+        <w:rPr>
+          <w:rFonts w:asciiTheme="minorHAnsi" w:hAnsiTheme="minorHAnsi" w:cstheme="minorHAnsi"/>
+          <w:lang w:val="en-US"/>
+        </w:rPr>
+        <w:t>aspectos</w:t>
+      </w:r>
+      <w:proofErr w:type="spellEnd"/>
+      <w:r>
+        <w:rPr>
+          <w:rFonts w:asciiTheme="minorHAnsi" w:hAnsiTheme="minorHAnsi" w:cstheme="minorHAnsi"/>
+          <w:lang w:val="en-US"/>
+        </w:rPr>
+        <w:t>:</w:t>
       </w:r>
     </w:p>
     <w:p>
@@ -6096,7 +6276,71 @@
           <w:rFonts w:asciiTheme="minorHAnsi" w:hAnsiTheme="minorHAnsi" w:cstheme="minorHAnsi"/>
           <w:lang w:val="en-US"/>
         </w:rPr>
-        <w:t>Los pasos para realizar la auditoría son los siguientes:</w:t>
+        <w:t xml:space="preserve">Los pasos para </w:t>
+      </w:r>
+      <w:proofErr w:type="spellStart"/>
+      <w:r>
+        <w:rPr>
+          <w:rFonts w:asciiTheme="minorHAnsi" w:hAnsiTheme="minorHAnsi" w:cstheme="minorHAnsi"/>
+          <w:lang w:val="en-US"/>
+        </w:rPr>
+        <w:t>realizar</w:t>
+      </w:r>
+      <w:proofErr w:type="spellEnd"/>
+      <w:r>
+        <w:rPr>
+          <w:rFonts w:asciiTheme="minorHAnsi" w:hAnsiTheme="minorHAnsi" w:cstheme="minorHAnsi"/>
+          <w:lang w:val="en-US"/>
+        </w:rPr>
+        <w:t xml:space="preserve"> la </w:t>
+      </w:r>
+      <w:proofErr w:type="spellStart"/>
+      <w:r>
+        <w:rPr>
+          <w:rFonts w:asciiTheme="minorHAnsi" w:hAnsiTheme="minorHAnsi" w:cstheme="minorHAnsi"/>
+          <w:lang w:val="en-US"/>
+        </w:rPr>
+        <w:t>auditoría</w:t>
+      </w:r>
+      <w:proofErr w:type="spellEnd"/>
+      <w:r>
+        <w:rPr>
+          <w:rFonts w:asciiTheme="minorHAnsi" w:hAnsiTheme="minorHAnsi" w:cstheme="minorHAnsi"/>
+          <w:lang w:val="en-US"/>
+        </w:rPr>
+        <w:t xml:space="preserve"> son </w:t>
+      </w:r>
+      <w:proofErr w:type="spellStart"/>
+      <w:r>
+        <w:rPr>
+          <w:rFonts w:asciiTheme="minorHAnsi" w:hAnsiTheme="minorHAnsi" w:cstheme="minorHAnsi"/>
+          <w:lang w:val="en-US"/>
+        </w:rPr>
+        <w:t>los</w:t>
+      </w:r>
+      <w:proofErr w:type="spellEnd"/>
+      <w:r>
+        <w:rPr>
+          <w:rFonts w:asciiTheme="minorHAnsi" w:hAnsiTheme="minorHAnsi" w:cstheme="minorHAnsi"/>
+          <w:lang w:val="en-US"/>
+        </w:rPr>
+        <w:t xml:space="preserve"> </w:t>
+      </w:r>
+      <w:proofErr w:type="spellStart"/>
+      <w:r>
+        <w:rPr>
+          <w:rFonts w:asciiTheme="minorHAnsi" w:hAnsiTheme="minorHAnsi" w:cstheme="minorHAnsi"/>
+          <w:lang w:val="en-US"/>
+        </w:rPr>
+        <w:t>siguientes</w:t>
+      </w:r>
+      <w:proofErr w:type="spellEnd"/>
+      <w:r>
+        <w:rPr>
+          <w:rFonts w:asciiTheme="minorHAnsi" w:hAnsiTheme="minorHAnsi" w:cstheme="minorHAnsi"/>
+          <w:lang w:val="en-US"/>
+        </w:rPr>
+        <w:t>:</w:t>
       </w:r>
     </w:p>
     <w:p>
@@ -6304,7 +6548,215 @@
           <w:rFonts w:asciiTheme="minorHAnsi" w:hAnsiTheme="minorHAnsi" w:cstheme="minorHAnsi"/>
           <w:lang w:val="en-US"/>
         </w:rPr>
-        <w:t>En el análisis de los procesos debe tener en cuenta los fallos del proceso, la capacidad del proceso y las quejas y reclamos de los clientes.</w:t>
+        <w:t xml:space="preserve">En el </w:t>
+      </w:r>
+      <w:proofErr w:type="spellStart"/>
+      <w:r>
+        <w:rPr>
+          <w:rFonts w:asciiTheme="minorHAnsi" w:hAnsiTheme="minorHAnsi" w:cstheme="minorHAnsi"/>
+          <w:lang w:val="en-US"/>
+        </w:rPr>
+        <w:t>análisis</w:t>
+      </w:r>
+      <w:proofErr w:type="spellEnd"/>
+      <w:r>
+        <w:rPr>
+          <w:rFonts w:asciiTheme="minorHAnsi" w:hAnsiTheme="minorHAnsi" w:cstheme="minorHAnsi"/>
+          <w:lang w:val="en-US"/>
+        </w:rPr>
+        <w:t xml:space="preserve"> de </w:t>
+      </w:r>
+      <w:proofErr w:type="spellStart"/>
+      <w:r>
+        <w:rPr>
+          <w:rFonts w:asciiTheme="minorHAnsi" w:hAnsiTheme="minorHAnsi" w:cstheme="minorHAnsi"/>
+          <w:lang w:val="en-US"/>
+        </w:rPr>
+        <w:t>los</w:t>
+      </w:r>
+      <w:proofErr w:type="spellEnd"/>
+      <w:r>
+        <w:rPr>
+          <w:rFonts w:asciiTheme="minorHAnsi" w:hAnsiTheme="minorHAnsi" w:cstheme="minorHAnsi"/>
+          <w:lang w:val="en-US"/>
+        </w:rPr>
+        <w:t xml:space="preserve"> </w:t>
+      </w:r>
+      <w:proofErr w:type="spellStart"/>
+      <w:r>
+        <w:rPr>
+          <w:rFonts w:asciiTheme="minorHAnsi" w:hAnsiTheme="minorHAnsi" w:cstheme="minorHAnsi"/>
+          <w:lang w:val="en-US"/>
+        </w:rPr>
+        <w:t>procesos</w:t>
+      </w:r>
+      <w:proofErr w:type="spellEnd"/>
+      <w:r>
+        <w:rPr>
+          <w:rFonts w:asciiTheme="minorHAnsi" w:hAnsiTheme="minorHAnsi" w:cstheme="minorHAnsi"/>
+          <w:lang w:val="en-US"/>
+        </w:rPr>
+        <w:t xml:space="preserve"> </w:t>
+      </w:r>
+      <w:proofErr w:type="spellStart"/>
+      <w:r>
+        <w:rPr>
+          <w:rFonts w:asciiTheme="minorHAnsi" w:hAnsiTheme="minorHAnsi" w:cstheme="minorHAnsi"/>
+          <w:lang w:val="en-US"/>
+        </w:rPr>
+        <w:t>debe</w:t>
+      </w:r>
+      <w:proofErr w:type="spellEnd"/>
+      <w:r>
+        <w:rPr>
+          <w:rFonts w:asciiTheme="minorHAnsi" w:hAnsiTheme="minorHAnsi" w:cstheme="minorHAnsi"/>
+          <w:lang w:val="en-US"/>
+        </w:rPr>
+        <w:t xml:space="preserve"> </w:t>
+      </w:r>
+      <w:proofErr w:type="spellStart"/>
+      <w:r>
+        <w:rPr>
+          <w:rFonts w:asciiTheme="minorHAnsi" w:hAnsiTheme="minorHAnsi" w:cstheme="minorHAnsi"/>
+          <w:lang w:val="en-US"/>
+        </w:rPr>
+        <w:t>tener</w:t>
+      </w:r>
+      <w:proofErr w:type="spellEnd"/>
+      <w:r>
+        <w:rPr>
+          <w:rFonts w:asciiTheme="minorHAnsi" w:hAnsiTheme="minorHAnsi" w:cstheme="minorHAnsi"/>
+          <w:lang w:val="en-US"/>
+        </w:rPr>
+        <w:t xml:space="preserve"> en </w:t>
+      </w:r>
+      <w:proofErr w:type="spellStart"/>
+      <w:r>
+        <w:rPr>
+          <w:rFonts w:asciiTheme="minorHAnsi" w:hAnsiTheme="minorHAnsi" w:cstheme="minorHAnsi"/>
+          <w:lang w:val="en-US"/>
+        </w:rPr>
+        <w:t>cuenta</w:t>
+      </w:r>
+      <w:proofErr w:type="spellEnd"/>
+      <w:r>
+        <w:rPr>
+          <w:rFonts w:asciiTheme="minorHAnsi" w:hAnsiTheme="minorHAnsi" w:cstheme="minorHAnsi"/>
+          <w:lang w:val="en-US"/>
+        </w:rPr>
+        <w:t xml:space="preserve"> </w:t>
+      </w:r>
+      <w:proofErr w:type="spellStart"/>
+      <w:r>
+        <w:rPr>
+          <w:rFonts w:asciiTheme="minorHAnsi" w:hAnsiTheme="minorHAnsi" w:cstheme="minorHAnsi"/>
+          <w:lang w:val="en-US"/>
+        </w:rPr>
+        <w:t>los</w:t>
+      </w:r>
+      <w:proofErr w:type="spellEnd"/>
+      <w:r>
+        <w:rPr>
+          <w:rFonts w:asciiTheme="minorHAnsi" w:hAnsiTheme="minorHAnsi" w:cstheme="minorHAnsi"/>
+          <w:lang w:val="en-US"/>
+        </w:rPr>
+        <w:t xml:space="preserve"> </w:t>
+      </w:r>
+      <w:proofErr w:type="spellStart"/>
+      <w:r>
+        <w:rPr>
+          <w:rFonts w:asciiTheme="minorHAnsi" w:hAnsiTheme="minorHAnsi" w:cstheme="minorHAnsi"/>
+          <w:lang w:val="en-US"/>
+        </w:rPr>
+        <w:t>fallos</w:t>
+      </w:r>
+      <w:proofErr w:type="spellEnd"/>
+      <w:r>
+        <w:rPr>
+          <w:rFonts w:asciiTheme="minorHAnsi" w:hAnsiTheme="minorHAnsi" w:cstheme="minorHAnsi"/>
+          <w:lang w:val="en-US"/>
+        </w:rPr>
+        <w:t xml:space="preserve"> del proceso, la </w:t>
+      </w:r>
+      <w:proofErr w:type="spellStart"/>
+      <w:r>
+        <w:rPr>
+          <w:rFonts w:asciiTheme="minorHAnsi" w:hAnsiTheme="minorHAnsi" w:cstheme="minorHAnsi"/>
+          <w:lang w:val="en-US"/>
+        </w:rPr>
+        <w:t>capacidad</w:t>
+      </w:r>
+      <w:proofErr w:type="spellEnd"/>
+      <w:r>
+        <w:rPr>
+          <w:rFonts w:asciiTheme="minorHAnsi" w:hAnsiTheme="minorHAnsi" w:cstheme="minorHAnsi"/>
+          <w:lang w:val="en-US"/>
+        </w:rPr>
+        <w:t xml:space="preserve"> del proceso y las </w:t>
+      </w:r>
+      <w:proofErr w:type="spellStart"/>
+      <w:r>
+        <w:rPr>
+          <w:rFonts w:asciiTheme="minorHAnsi" w:hAnsiTheme="minorHAnsi" w:cstheme="minorHAnsi"/>
+          <w:lang w:val="en-US"/>
+        </w:rPr>
+        <w:t>quejas</w:t>
+      </w:r>
+      <w:proofErr w:type="spellEnd"/>
+      <w:r>
+        <w:rPr>
+          <w:rFonts w:asciiTheme="minorHAnsi" w:hAnsiTheme="minorHAnsi" w:cstheme="minorHAnsi"/>
+          <w:lang w:val="en-US"/>
+        </w:rPr>
+        <w:t xml:space="preserve"> y </w:t>
+      </w:r>
+      <w:proofErr w:type="spellStart"/>
+      <w:r>
+        <w:rPr>
+          <w:rFonts w:asciiTheme="minorHAnsi" w:hAnsiTheme="minorHAnsi" w:cstheme="minorHAnsi"/>
+          <w:lang w:val="en-US"/>
+        </w:rPr>
+        <w:t>reclamos</w:t>
+      </w:r>
+      <w:proofErr w:type="spellEnd"/>
+      <w:r>
+        <w:rPr>
+          <w:rFonts w:asciiTheme="minorHAnsi" w:hAnsiTheme="minorHAnsi" w:cstheme="minorHAnsi"/>
+          <w:lang w:val="en-US"/>
+        </w:rPr>
+        <w:t xml:space="preserve"> de </w:t>
+      </w:r>
+      <w:proofErr w:type="spellStart"/>
+      <w:r>
+        <w:rPr>
+          <w:rFonts w:asciiTheme="minorHAnsi" w:hAnsiTheme="minorHAnsi" w:cstheme="minorHAnsi"/>
+          <w:lang w:val="en-US"/>
+        </w:rPr>
+        <w:t>los</w:t>
+      </w:r>
+      <w:proofErr w:type="spellEnd"/>
+      <w:r>
+        <w:rPr>
+          <w:rFonts w:asciiTheme="minorHAnsi" w:hAnsiTheme="minorHAnsi" w:cstheme="minorHAnsi"/>
+          <w:lang w:val="en-US"/>
+        </w:rPr>
+        <w:t xml:space="preserve"> </w:t>
+      </w:r>
+      <w:proofErr w:type="spellStart"/>
+      <w:r>
+        <w:rPr>
+          <w:rFonts w:asciiTheme="minorHAnsi" w:hAnsiTheme="minorHAnsi" w:cstheme="minorHAnsi"/>
+          <w:lang w:val="en-US"/>
+        </w:rPr>
+        <w:t>clientes</w:t>
+      </w:r>
+      <w:proofErr w:type="spellEnd"/>
+      <w:r>
+        <w:rPr>
+          <w:rFonts w:asciiTheme="minorHAnsi" w:hAnsiTheme="minorHAnsi" w:cstheme="minorHAnsi"/>
+          <w:lang w:val="en-US"/>
+        </w:rPr>
+        <w:t>.</w:t>
       </w:r>
     </w:p>
     <w:p>
@@ -6717,28 +7169,645 @@
           <w:lang w:val="en-US"/>
         </w:rPr>
       </w:pPr>
-      <w:r>
-        <w:rPr>
-          <w:rFonts w:asciiTheme="minorHAnsi" w:hAnsiTheme="minorHAnsi" w:cstheme="minorHAnsi"/>
-          <w:lang w:val="en-US"/>
-        </w:rPr>
-        <w:t>Así mismo y con el fin de documentar el proceso de auditoría se definen los documentos utilizados en la auditoría, como los formatos, procedimiento de la auditoría, instructivos para el desarrollo de las actividades de la auditoría y listas de chequeo.</w:t>
-      </w:r>
-    </w:p>
-    <w:p>
-      <w:pPr>
-        <w:spacing w:before="0" w:after="0"/>
-        <w:rPr>
-          <w:rFonts w:asciiTheme="minorHAnsi" w:hAnsiTheme="minorHAnsi" w:cstheme="minorHAnsi"/>
-          <w:lang w:val="en-US"/>
-        </w:rPr>
-      </w:pPr>
-      <w:r>
-        <w:rPr>
-          <w:rFonts w:asciiTheme="minorHAnsi" w:hAnsiTheme="minorHAnsi" w:cstheme="minorHAnsi"/>
-          <w:lang w:val="en-US"/>
-        </w:rPr>
-        <w:t>Con base en los procedimientos se crean las preguntas de los requisitos, teniendo en cuenta el mapa de preguntas se redactan las preguntas específicas y se realiza la lista de verificación. Es importante relacionar el requisito de la norma.</w:t>
+      <w:proofErr w:type="spellStart"/>
+      <w:r>
+        <w:rPr>
+          <w:rFonts w:asciiTheme="minorHAnsi" w:hAnsiTheme="minorHAnsi" w:cstheme="minorHAnsi"/>
+          <w:lang w:val="en-US"/>
+        </w:rPr>
+        <w:t>Así</w:t>
+      </w:r>
+      <w:proofErr w:type="spellEnd"/>
+      <w:r>
+        <w:rPr>
+          <w:rFonts w:asciiTheme="minorHAnsi" w:hAnsiTheme="minorHAnsi" w:cstheme="minorHAnsi"/>
+          <w:lang w:val="en-US"/>
+        </w:rPr>
+        <w:t xml:space="preserve"> </w:t>
+      </w:r>
+      <w:proofErr w:type="spellStart"/>
+      <w:r>
+        <w:rPr>
+          <w:rFonts w:asciiTheme="minorHAnsi" w:hAnsiTheme="minorHAnsi" w:cstheme="minorHAnsi"/>
+          <w:lang w:val="en-US"/>
+        </w:rPr>
+        <w:t>mismo</w:t>
+      </w:r>
+      <w:proofErr w:type="spellEnd"/>
+      <w:r>
+        <w:rPr>
+          <w:rFonts w:asciiTheme="minorHAnsi" w:hAnsiTheme="minorHAnsi" w:cstheme="minorHAnsi"/>
+          <w:lang w:val="en-US"/>
+        </w:rPr>
+        <w:t xml:space="preserve"> y con el fin de </w:t>
+      </w:r>
+      <w:proofErr w:type="spellStart"/>
+      <w:r>
+        <w:rPr>
+          <w:rFonts w:asciiTheme="minorHAnsi" w:hAnsiTheme="minorHAnsi" w:cstheme="minorHAnsi"/>
+          <w:lang w:val="en-US"/>
+        </w:rPr>
+        <w:t>documentar</w:t>
+      </w:r>
+      <w:proofErr w:type="spellEnd"/>
+      <w:r>
+        <w:rPr>
+          <w:rFonts w:asciiTheme="minorHAnsi" w:hAnsiTheme="minorHAnsi" w:cstheme="minorHAnsi"/>
+          <w:lang w:val="en-US"/>
+        </w:rPr>
+        <w:t xml:space="preserve"> el proceso de </w:t>
+      </w:r>
+      <w:proofErr w:type="spellStart"/>
+      <w:r>
+        <w:rPr>
+          <w:rFonts w:asciiTheme="minorHAnsi" w:hAnsiTheme="minorHAnsi" w:cstheme="minorHAnsi"/>
+          <w:lang w:val="en-US"/>
+        </w:rPr>
+        <w:t>auditoría</w:t>
+      </w:r>
+      <w:proofErr w:type="spellEnd"/>
+      <w:r>
+        <w:rPr>
+          <w:rFonts w:asciiTheme="minorHAnsi" w:hAnsiTheme="minorHAnsi" w:cstheme="minorHAnsi"/>
+          <w:lang w:val="en-US"/>
+        </w:rPr>
+        <w:t xml:space="preserve"> se </w:t>
+      </w:r>
+      <w:proofErr w:type="spellStart"/>
+      <w:r>
+        <w:rPr>
+          <w:rFonts w:asciiTheme="minorHAnsi" w:hAnsiTheme="minorHAnsi" w:cstheme="minorHAnsi"/>
+          <w:lang w:val="en-US"/>
+        </w:rPr>
+        <w:t>definen</w:t>
+      </w:r>
+      <w:proofErr w:type="spellEnd"/>
+      <w:r>
+        <w:rPr>
+          <w:rFonts w:asciiTheme="minorHAnsi" w:hAnsiTheme="minorHAnsi" w:cstheme="minorHAnsi"/>
+          <w:lang w:val="en-US"/>
+        </w:rPr>
+        <w:t xml:space="preserve"> </w:t>
+      </w:r>
+      <w:proofErr w:type="spellStart"/>
+      <w:r>
+        <w:rPr>
+          <w:rFonts w:asciiTheme="minorHAnsi" w:hAnsiTheme="minorHAnsi" w:cstheme="minorHAnsi"/>
+          <w:lang w:val="en-US"/>
+        </w:rPr>
+        <w:t>los</w:t>
+      </w:r>
+      <w:proofErr w:type="spellEnd"/>
+      <w:r>
+        <w:rPr>
+          <w:rFonts w:asciiTheme="minorHAnsi" w:hAnsiTheme="minorHAnsi" w:cstheme="minorHAnsi"/>
+          <w:lang w:val="en-US"/>
+        </w:rPr>
+        <w:t xml:space="preserve"> </w:t>
+      </w:r>
+      <w:proofErr w:type="spellStart"/>
+      <w:r>
+        <w:rPr>
+          <w:rFonts w:asciiTheme="minorHAnsi" w:hAnsiTheme="minorHAnsi" w:cstheme="minorHAnsi"/>
+          <w:lang w:val="en-US"/>
+        </w:rPr>
+        <w:t>documentos</w:t>
+      </w:r>
+      <w:proofErr w:type="spellEnd"/>
+      <w:r>
+        <w:rPr>
+          <w:rFonts w:asciiTheme="minorHAnsi" w:hAnsiTheme="minorHAnsi" w:cstheme="minorHAnsi"/>
+          <w:lang w:val="en-US"/>
+        </w:rPr>
+        <w:t xml:space="preserve"> </w:t>
+      </w:r>
+      <w:proofErr w:type="spellStart"/>
+      <w:r>
+        <w:rPr>
+          <w:rFonts w:asciiTheme="minorHAnsi" w:hAnsiTheme="minorHAnsi" w:cstheme="minorHAnsi"/>
+          <w:lang w:val="en-US"/>
+        </w:rPr>
+        <w:t>utilizados</w:t>
+      </w:r>
+      <w:proofErr w:type="spellEnd"/>
+      <w:r>
+        <w:rPr>
+          <w:rFonts w:asciiTheme="minorHAnsi" w:hAnsiTheme="minorHAnsi" w:cstheme="minorHAnsi"/>
+          <w:lang w:val="en-US"/>
+        </w:rPr>
+        <w:t xml:space="preserve"> en la </w:t>
+      </w:r>
+      <w:proofErr w:type="spellStart"/>
+      <w:r>
+        <w:rPr>
+          <w:rFonts w:asciiTheme="minorHAnsi" w:hAnsiTheme="minorHAnsi" w:cstheme="minorHAnsi"/>
+          <w:lang w:val="en-US"/>
+        </w:rPr>
+        <w:t>auditoría</w:t>
+      </w:r>
+      <w:proofErr w:type="spellEnd"/>
+      <w:r>
+        <w:rPr>
+          <w:rFonts w:asciiTheme="minorHAnsi" w:hAnsiTheme="minorHAnsi" w:cstheme="minorHAnsi"/>
+          <w:lang w:val="en-US"/>
+        </w:rPr>
+        <w:t xml:space="preserve">, </w:t>
+      </w:r>
+      <w:proofErr w:type="spellStart"/>
+      <w:r>
+        <w:rPr>
+          <w:rFonts w:asciiTheme="minorHAnsi" w:hAnsiTheme="minorHAnsi" w:cstheme="minorHAnsi"/>
+          <w:lang w:val="en-US"/>
+        </w:rPr>
+        <w:t>como</w:t>
+      </w:r>
+      <w:proofErr w:type="spellEnd"/>
+      <w:r>
+        <w:rPr>
+          <w:rFonts w:asciiTheme="minorHAnsi" w:hAnsiTheme="minorHAnsi" w:cstheme="minorHAnsi"/>
+          <w:lang w:val="en-US"/>
+        </w:rPr>
+        <w:t xml:space="preserve"> </w:t>
+      </w:r>
+      <w:proofErr w:type="spellStart"/>
+      <w:r>
+        <w:rPr>
+          <w:rFonts w:asciiTheme="minorHAnsi" w:hAnsiTheme="minorHAnsi" w:cstheme="minorHAnsi"/>
+          <w:lang w:val="en-US"/>
+        </w:rPr>
+        <w:t>los</w:t>
+      </w:r>
+      <w:proofErr w:type="spellEnd"/>
+      <w:r>
+        <w:rPr>
+          <w:rFonts w:asciiTheme="minorHAnsi" w:hAnsiTheme="minorHAnsi" w:cstheme="minorHAnsi"/>
+          <w:lang w:val="en-US"/>
+        </w:rPr>
+        <w:t xml:space="preserve"> </w:t>
+      </w:r>
+      <w:proofErr w:type="spellStart"/>
+      <w:r>
+        <w:rPr>
+          <w:rFonts w:asciiTheme="minorHAnsi" w:hAnsiTheme="minorHAnsi" w:cstheme="minorHAnsi"/>
+          <w:lang w:val="en-US"/>
+        </w:rPr>
+        <w:t>formatos</w:t>
+      </w:r>
+      <w:proofErr w:type="spellEnd"/>
+      <w:r>
+        <w:rPr>
+          <w:rFonts w:asciiTheme="minorHAnsi" w:hAnsiTheme="minorHAnsi" w:cstheme="minorHAnsi"/>
+          <w:lang w:val="en-US"/>
+        </w:rPr>
+        <w:t xml:space="preserve">, </w:t>
+      </w:r>
+      <w:proofErr w:type="spellStart"/>
+      <w:r>
+        <w:rPr>
+          <w:rFonts w:asciiTheme="minorHAnsi" w:hAnsiTheme="minorHAnsi" w:cstheme="minorHAnsi"/>
+          <w:lang w:val="en-US"/>
+        </w:rPr>
+        <w:t>procedimiento</w:t>
+      </w:r>
+      <w:proofErr w:type="spellEnd"/>
+      <w:r>
+        <w:rPr>
+          <w:rFonts w:asciiTheme="minorHAnsi" w:hAnsiTheme="minorHAnsi" w:cstheme="minorHAnsi"/>
+          <w:lang w:val="en-US"/>
+        </w:rPr>
+        <w:t xml:space="preserve"> de la </w:t>
+      </w:r>
+      <w:proofErr w:type="spellStart"/>
+      <w:r>
+        <w:rPr>
+          <w:rFonts w:asciiTheme="minorHAnsi" w:hAnsiTheme="minorHAnsi" w:cstheme="minorHAnsi"/>
+          <w:lang w:val="en-US"/>
+        </w:rPr>
+        <w:t>auditoría</w:t>
+      </w:r>
+      <w:proofErr w:type="spellEnd"/>
+      <w:r>
+        <w:rPr>
+          <w:rFonts w:asciiTheme="minorHAnsi" w:hAnsiTheme="minorHAnsi" w:cstheme="minorHAnsi"/>
+          <w:lang w:val="en-US"/>
+        </w:rPr>
+        <w:t xml:space="preserve">, </w:t>
+      </w:r>
+      <w:proofErr w:type="spellStart"/>
+      <w:r>
+        <w:rPr>
+          <w:rFonts w:asciiTheme="minorHAnsi" w:hAnsiTheme="minorHAnsi" w:cstheme="minorHAnsi"/>
+          <w:lang w:val="en-US"/>
+        </w:rPr>
+        <w:t>instructivos</w:t>
+      </w:r>
+      <w:proofErr w:type="spellEnd"/>
+      <w:r>
+        <w:rPr>
+          <w:rFonts w:asciiTheme="minorHAnsi" w:hAnsiTheme="minorHAnsi" w:cstheme="minorHAnsi"/>
+          <w:lang w:val="en-US"/>
+        </w:rPr>
+        <w:t xml:space="preserve"> para el </w:t>
+      </w:r>
+      <w:proofErr w:type="spellStart"/>
+      <w:r>
+        <w:rPr>
+          <w:rFonts w:asciiTheme="minorHAnsi" w:hAnsiTheme="minorHAnsi" w:cstheme="minorHAnsi"/>
+          <w:lang w:val="en-US"/>
+        </w:rPr>
+        <w:t>desarrollo</w:t>
+      </w:r>
+      <w:proofErr w:type="spellEnd"/>
+      <w:r>
+        <w:rPr>
+          <w:rFonts w:asciiTheme="minorHAnsi" w:hAnsiTheme="minorHAnsi" w:cstheme="minorHAnsi"/>
+          <w:lang w:val="en-US"/>
+        </w:rPr>
+        <w:t xml:space="preserve"> de las </w:t>
+      </w:r>
+      <w:proofErr w:type="spellStart"/>
+      <w:r>
+        <w:rPr>
+          <w:rFonts w:asciiTheme="minorHAnsi" w:hAnsiTheme="minorHAnsi" w:cstheme="minorHAnsi"/>
+          <w:lang w:val="en-US"/>
+        </w:rPr>
+        <w:t>actividades</w:t>
+      </w:r>
+      <w:proofErr w:type="spellEnd"/>
+      <w:r>
+        <w:rPr>
+          <w:rFonts w:asciiTheme="minorHAnsi" w:hAnsiTheme="minorHAnsi" w:cstheme="minorHAnsi"/>
+          <w:lang w:val="en-US"/>
+        </w:rPr>
+        <w:t xml:space="preserve"> de la </w:t>
+      </w:r>
+      <w:proofErr w:type="spellStart"/>
+      <w:r>
+        <w:rPr>
+          <w:rFonts w:asciiTheme="minorHAnsi" w:hAnsiTheme="minorHAnsi" w:cstheme="minorHAnsi"/>
+          <w:lang w:val="en-US"/>
+        </w:rPr>
+        <w:t>auditoría</w:t>
+      </w:r>
+      <w:proofErr w:type="spellEnd"/>
+      <w:r>
+        <w:rPr>
+          <w:rFonts w:asciiTheme="minorHAnsi" w:hAnsiTheme="minorHAnsi" w:cstheme="minorHAnsi"/>
+          <w:lang w:val="en-US"/>
+        </w:rPr>
+        <w:t xml:space="preserve"> y </w:t>
+      </w:r>
+      <w:proofErr w:type="spellStart"/>
+      <w:r>
+        <w:rPr>
+          <w:rFonts w:asciiTheme="minorHAnsi" w:hAnsiTheme="minorHAnsi" w:cstheme="minorHAnsi"/>
+          <w:lang w:val="en-US"/>
+        </w:rPr>
+        <w:t>listas</w:t>
+      </w:r>
+      <w:proofErr w:type="spellEnd"/>
+      <w:r>
+        <w:rPr>
+          <w:rFonts w:asciiTheme="minorHAnsi" w:hAnsiTheme="minorHAnsi" w:cstheme="minorHAnsi"/>
+          <w:lang w:val="en-US"/>
+        </w:rPr>
+        <w:t xml:space="preserve"> de </w:t>
+      </w:r>
+      <w:proofErr w:type="spellStart"/>
+      <w:r>
+        <w:rPr>
+          <w:rFonts w:asciiTheme="minorHAnsi" w:hAnsiTheme="minorHAnsi" w:cstheme="minorHAnsi"/>
+          <w:lang w:val="en-US"/>
+        </w:rPr>
+        <w:t>chequeo</w:t>
+      </w:r>
+      <w:proofErr w:type="spellEnd"/>
+      <w:r>
+        <w:rPr>
+          <w:rFonts w:asciiTheme="minorHAnsi" w:hAnsiTheme="minorHAnsi" w:cstheme="minorHAnsi"/>
+          <w:lang w:val="en-US"/>
+        </w:rPr>
+        <w:t>.</w:t>
+      </w:r>
+    </w:p>
+    <w:p>
+      <w:pPr>
+        <w:spacing w:before="0" w:after="0"/>
+        <w:rPr>
+          <w:rFonts w:asciiTheme="minorHAnsi" w:hAnsiTheme="minorHAnsi" w:cstheme="minorHAnsi"/>
+          <w:lang w:val="en-US"/>
+        </w:rPr>
+      </w:pPr>
+      <w:r>
+        <w:rPr>
+          <w:rFonts w:asciiTheme="minorHAnsi" w:hAnsiTheme="minorHAnsi" w:cstheme="minorHAnsi"/>
+          <w:lang w:val="en-US"/>
+        </w:rPr>
+        <w:t xml:space="preserve">Con base en </w:t>
+      </w:r>
+      <w:proofErr w:type="spellStart"/>
+      <w:r>
+        <w:rPr>
+          <w:rFonts w:asciiTheme="minorHAnsi" w:hAnsiTheme="minorHAnsi" w:cstheme="minorHAnsi"/>
+          <w:lang w:val="en-US"/>
+        </w:rPr>
+        <w:t>los</w:t>
+      </w:r>
+      <w:proofErr w:type="spellEnd"/>
+      <w:r>
+        <w:rPr>
+          <w:rFonts w:asciiTheme="minorHAnsi" w:hAnsiTheme="minorHAnsi" w:cstheme="minorHAnsi"/>
+          <w:lang w:val="en-US"/>
+        </w:rPr>
+        <w:t xml:space="preserve"> </w:t>
+      </w:r>
+      <w:proofErr w:type="spellStart"/>
+      <w:r>
+        <w:rPr>
+          <w:rFonts w:asciiTheme="minorHAnsi" w:hAnsiTheme="minorHAnsi" w:cstheme="minorHAnsi"/>
+          <w:lang w:val="en-US"/>
+        </w:rPr>
+        <w:t>procedimientos</w:t>
+      </w:r>
+      <w:proofErr w:type="spellEnd"/>
+      <w:r>
+        <w:rPr>
+          <w:rFonts w:asciiTheme="minorHAnsi" w:hAnsiTheme="minorHAnsi" w:cstheme="minorHAnsi"/>
+          <w:lang w:val="en-US"/>
+        </w:rPr>
+        <w:t xml:space="preserve"> se </w:t>
+      </w:r>
+      <w:proofErr w:type="spellStart"/>
+      <w:r>
+        <w:rPr>
+          <w:rFonts w:asciiTheme="minorHAnsi" w:hAnsiTheme="minorHAnsi" w:cstheme="minorHAnsi"/>
+          <w:lang w:val="en-US"/>
+        </w:rPr>
+        <w:t>crean</w:t>
+      </w:r>
+      <w:proofErr w:type="spellEnd"/>
+      <w:r>
+        <w:rPr>
+          <w:rFonts w:asciiTheme="minorHAnsi" w:hAnsiTheme="minorHAnsi" w:cstheme="minorHAnsi"/>
+          <w:lang w:val="en-US"/>
+        </w:rPr>
+        <w:t xml:space="preserve"> las </w:t>
+      </w:r>
+      <w:proofErr w:type="spellStart"/>
+      <w:r>
+        <w:rPr>
+          <w:rFonts w:asciiTheme="minorHAnsi" w:hAnsiTheme="minorHAnsi" w:cstheme="minorHAnsi"/>
+          <w:lang w:val="en-US"/>
+        </w:rPr>
+        <w:t>preguntas</w:t>
+      </w:r>
+      <w:proofErr w:type="spellEnd"/>
+      <w:r>
+        <w:rPr>
+          <w:rFonts w:asciiTheme="minorHAnsi" w:hAnsiTheme="minorHAnsi" w:cstheme="minorHAnsi"/>
+          <w:lang w:val="en-US"/>
+        </w:rPr>
+        <w:t xml:space="preserve"> de </w:t>
+      </w:r>
+      <w:proofErr w:type="spellStart"/>
+      <w:r>
+        <w:rPr>
+          <w:rFonts w:asciiTheme="minorHAnsi" w:hAnsiTheme="minorHAnsi" w:cstheme="minorHAnsi"/>
+          <w:lang w:val="en-US"/>
+        </w:rPr>
+        <w:t>los</w:t>
+      </w:r>
+      <w:proofErr w:type="spellEnd"/>
+      <w:r>
+        <w:rPr>
+          <w:rFonts w:asciiTheme="minorHAnsi" w:hAnsiTheme="minorHAnsi" w:cstheme="minorHAnsi"/>
+          <w:lang w:val="en-US"/>
+        </w:rPr>
+        <w:t xml:space="preserve"> </w:t>
+      </w:r>
+      <w:proofErr w:type="spellStart"/>
+      <w:r>
+        <w:rPr>
+          <w:rFonts w:asciiTheme="minorHAnsi" w:hAnsiTheme="minorHAnsi" w:cstheme="minorHAnsi"/>
+          <w:lang w:val="en-US"/>
+        </w:rPr>
+        <w:t>requisitos</w:t>
+      </w:r>
+      <w:proofErr w:type="spellEnd"/>
+      <w:r>
+        <w:rPr>
+          <w:rFonts w:asciiTheme="minorHAnsi" w:hAnsiTheme="minorHAnsi" w:cstheme="minorHAnsi"/>
+          <w:lang w:val="en-US"/>
+        </w:rPr>
+        <w:t xml:space="preserve">, </w:t>
+      </w:r>
+      <w:proofErr w:type="spellStart"/>
+      <w:r>
+        <w:rPr>
+          <w:rFonts w:asciiTheme="minorHAnsi" w:hAnsiTheme="minorHAnsi" w:cstheme="minorHAnsi"/>
+          <w:lang w:val="en-US"/>
+        </w:rPr>
+        <w:t>teniendo</w:t>
+      </w:r>
+      <w:proofErr w:type="spellEnd"/>
+      <w:r>
+        <w:rPr>
+          <w:rFonts w:asciiTheme="minorHAnsi" w:hAnsiTheme="minorHAnsi" w:cstheme="minorHAnsi"/>
+          <w:lang w:val="en-US"/>
+        </w:rPr>
+        <w:t xml:space="preserve"> en </w:t>
+      </w:r>
+      <w:proofErr w:type="spellStart"/>
+      <w:r>
+        <w:rPr>
+          <w:rFonts w:asciiTheme="minorHAnsi" w:hAnsiTheme="minorHAnsi" w:cstheme="minorHAnsi"/>
+          <w:lang w:val="en-US"/>
+        </w:rPr>
+        <w:t>cuenta</w:t>
+      </w:r>
+      <w:proofErr w:type="spellEnd"/>
+      <w:r>
+        <w:rPr>
+          <w:rFonts w:asciiTheme="minorHAnsi" w:hAnsiTheme="minorHAnsi" w:cstheme="minorHAnsi"/>
+          <w:lang w:val="en-US"/>
+        </w:rPr>
+        <w:t xml:space="preserve"> el </w:t>
+      </w:r>
+      <w:proofErr w:type="spellStart"/>
+      <w:r>
+        <w:rPr>
+          <w:rFonts w:asciiTheme="minorHAnsi" w:hAnsiTheme="minorHAnsi" w:cstheme="minorHAnsi"/>
+          <w:lang w:val="en-US"/>
+        </w:rPr>
+        <w:t>mapa</w:t>
+      </w:r>
+      <w:proofErr w:type="spellEnd"/>
+      <w:r>
+        <w:rPr>
+          <w:rFonts w:asciiTheme="minorHAnsi" w:hAnsiTheme="minorHAnsi" w:cstheme="minorHAnsi"/>
+          <w:lang w:val="en-US"/>
+        </w:rPr>
+        <w:t xml:space="preserve"> de </w:t>
+      </w:r>
+      <w:proofErr w:type="spellStart"/>
+      <w:r>
+        <w:rPr>
+          <w:rFonts w:asciiTheme="minorHAnsi" w:hAnsiTheme="minorHAnsi" w:cstheme="minorHAnsi"/>
+          <w:lang w:val="en-US"/>
+        </w:rPr>
+        <w:t>preguntas</w:t>
+      </w:r>
+      <w:proofErr w:type="spellEnd"/>
+      <w:r>
+        <w:rPr>
+          <w:rFonts w:asciiTheme="minorHAnsi" w:hAnsiTheme="minorHAnsi" w:cstheme="minorHAnsi"/>
+          <w:lang w:val="en-US"/>
+        </w:rPr>
+        <w:t xml:space="preserve"> se </w:t>
+      </w:r>
+      <w:proofErr w:type="spellStart"/>
+      <w:r>
+        <w:rPr>
+          <w:rFonts w:asciiTheme="minorHAnsi" w:hAnsiTheme="minorHAnsi" w:cstheme="minorHAnsi"/>
+          <w:lang w:val="en-US"/>
+        </w:rPr>
+        <w:t>redactan</w:t>
+      </w:r>
+      <w:proofErr w:type="spellEnd"/>
+      <w:r>
+        <w:rPr>
+          <w:rFonts w:asciiTheme="minorHAnsi" w:hAnsiTheme="minorHAnsi" w:cstheme="minorHAnsi"/>
+          <w:lang w:val="en-US"/>
+        </w:rPr>
+        <w:t xml:space="preserve"> las </w:t>
+      </w:r>
+      <w:proofErr w:type="spellStart"/>
+      <w:r>
+        <w:rPr>
+          <w:rFonts w:asciiTheme="minorHAnsi" w:hAnsiTheme="minorHAnsi" w:cstheme="minorHAnsi"/>
+          <w:lang w:val="en-US"/>
+        </w:rPr>
+        <w:t>preguntas</w:t>
+      </w:r>
+      <w:proofErr w:type="spellEnd"/>
+      <w:r>
+        <w:rPr>
+          <w:rFonts w:asciiTheme="minorHAnsi" w:hAnsiTheme="minorHAnsi" w:cstheme="minorHAnsi"/>
+          <w:lang w:val="en-US"/>
+        </w:rPr>
+        <w:t xml:space="preserve"> </w:t>
+      </w:r>
+      <w:proofErr w:type="spellStart"/>
+      <w:r>
+        <w:rPr>
+          <w:rFonts w:asciiTheme="minorHAnsi" w:hAnsiTheme="minorHAnsi" w:cstheme="minorHAnsi"/>
+          <w:lang w:val="en-US"/>
+        </w:rPr>
+        <w:t>específicas</w:t>
+      </w:r>
+      <w:proofErr w:type="spellEnd"/>
+      <w:r>
+        <w:rPr>
+          <w:rFonts w:asciiTheme="minorHAnsi" w:hAnsiTheme="minorHAnsi" w:cstheme="minorHAnsi"/>
+          <w:lang w:val="en-US"/>
+        </w:rPr>
+        <w:t xml:space="preserve"> y se </w:t>
+      </w:r>
+      <w:proofErr w:type="spellStart"/>
+      <w:r>
+        <w:rPr>
+          <w:rFonts w:asciiTheme="minorHAnsi" w:hAnsiTheme="minorHAnsi" w:cstheme="minorHAnsi"/>
+          <w:lang w:val="en-US"/>
+        </w:rPr>
+        <w:t>realiza</w:t>
+      </w:r>
+      <w:proofErr w:type="spellEnd"/>
+      <w:r>
+        <w:rPr>
+          <w:rFonts w:asciiTheme="minorHAnsi" w:hAnsiTheme="minorHAnsi" w:cstheme="minorHAnsi"/>
+          <w:lang w:val="en-US"/>
+        </w:rPr>
+        <w:t xml:space="preserve"> la </w:t>
+      </w:r>
+      <w:proofErr w:type="spellStart"/>
+      <w:r>
+        <w:rPr>
+          <w:rFonts w:asciiTheme="minorHAnsi" w:hAnsiTheme="minorHAnsi" w:cstheme="minorHAnsi"/>
+          <w:lang w:val="en-US"/>
+        </w:rPr>
+        <w:t>lista</w:t>
+      </w:r>
+      <w:proofErr w:type="spellEnd"/>
+      <w:r>
+        <w:rPr>
+          <w:rFonts w:asciiTheme="minorHAnsi" w:hAnsiTheme="minorHAnsi" w:cstheme="minorHAnsi"/>
+          <w:lang w:val="en-US"/>
+        </w:rPr>
+        <w:t xml:space="preserve"> de </w:t>
+      </w:r>
+      <w:proofErr w:type="spellStart"/>
+      <w:r>
+        <w:rPr>
+          <w:rFonts w:asciiTheme="minorHAnsi" w:hAnsiTheme="minorHAnsi" w:cstheme="minorHAnsi"/>
+          <w:lang w:val="en-US"/>
+        </w:rPr>
+        <w:t>verificación</w:t>
+      </w:r>
+      <w:proofErr w:type="spellEnd"/>
+      <w:r>
+        <w:rPr>
+          <w:rFonts w:asciiTheme="minorHAnsi" w:hAnsiTheme="minorHAnsi" w:cstheme="minorHAnsi"/>
+          <w:lang w:val="en-US"/>
+        </w:rPr>
+        <w:t xml:space="preserve">. Es </w:t>
+      </w:r>
+      <w:proofErr w:type="spellStart"/>
+      <w:r>
+        <w:rPr>
+          <w:rFonts w:asciiTheme="minorHAnsi" w:hAnsiTheme="minorHAnsi" w:cstheme="minorHAnsi"/>
+          <w:lang w:val="en-US"/>
+        </w:rPr>
+        <w:t>importante</w:t>
+      </w:r>
+      <w:proofErr w:type="spellEnd"/>
+      <w:r>
+        <w:rPr>
+          <w:rFonts w:asciiTheme="minorHAnsi" w:hAnsiTheme="minorHAnsi" w:cstheme="minorHAnsi"/>
+          <w:lang w:val="en-US"/>
+        </w:rPr>
+        <w:t xml:space="preserve"> </w:t>
+      </w:r>
+      <w:proofErr w:type="spellStart"/>
+      <w:r>
+        <w:rPr>
+          <w:rFonts w:asciiTheme="minorHAnsi" w:hAnsiTheme="minorHAnsi" w:cstheme="minorHAnsi"/>
+          <w:lang w:val="en-US"/>
+        </w:rPr>
+        <w:t>relacionar</w:t>
+      </w:r>
+      <w:proofErr w:type="spellEnd"/>
+      <w:r>
+        <w:rPr>
+          <w:rFonts w:asciiTheme="minorHAnsi" w:hAnsiTheme="minorHAnsi" w:cstheme="minorHAnsi"/>
+          <w:lang w:val="en-US"/>
+        </w:rPr>
+        <w:t xml:space="preserve"> el </w:t>
+      </w:r>
+      <w:proofErr w:type="spellStart"/>
+      <w:r>
+        <w:rPr>
+          <w:rFonts w:asciiTheme="minorHAnsi" w:hAnsiTheme="minorHAnsi" w:cstheme="minorHAnsi"/>
+          <w:lang w:val="en-US"/>
+        </w:rPr>
+        <w:t>requisito</w:t>
+      </w:r>
+      <w:proofErr w:type="spellEnd"/>
+      <w:r>
+        <w:rPr>
+          <w:rFonts w:asciiTheme="minorHAnsi" w:hAnsiTheme="minorHAnsi" w:cstheme="minorHAnsi"/>
+          <w:lang w:val="en-US"/>
+        </w:rPr>
+        <w:t xml:space="preserve"> de la norma.</w:t>
       </w:r>
     </w:p>
     <w:p>
@@ -6932,12 +8001,70 @@
         </w:rPr>
         <w:t xml:space="preserve"> </w:t>
       </w:r>
-      <w:r>
-        <w:rPr>
-          <w:lang w:val="en-US"/>
-        </w:rPr>
-        <w:t>Enfoque basado en procesos y orientación al cliente</w:t>
-      </w:r>
+      <w:proofErr w:type="spellStart"/>
+      <w:r>
+        <w:rPr>
+          <w:lang w:val="en-US"/>
+        </w:rPr>
+        <w:t>Enfoque</w:t>
+      </w:r>
+      <w:proofErr w:type="spellEnd"/>
+      <w:r>
+        <w:rPr>
+          <w:lang w:val="en-US"/>
+        </w:rPr>
+        <w:t xml:space="preserve"> </w:t>
+      </w:r>
+      <w:proofErr w:type="spellStart"/>
+      <w:r>
+        <w:rPr>
+          <w:lang w:val="en-US"/>
+        </w:rPr>
+        <w:t>basado</w:t>
+      </w:r>
+      <w:proofErr w:type="spellEnd"/>
+      <w:r>
+        <w:rPr>
+          <w:lang w:val="en-US"/>
+        </w:rPr>
+        <w:t xml:space="preserve"> en </w:t>
+      </w:r>
+      <w:proofErr w:type="spellStart"/>
+      <w:r>
+        <w:rPr>
+          <w:lang w:val="en-US"/>
+        </w:rPr>
+        <w:t>procesos</w:t>
+      </w:r>
+      <w:proofErr w:type="spellEnd"/>
+      <w:r>
+        <w:rPr>
+          <w:lang w:val="en-US"/>
+        </w:rPr>
+        <w:t xml:space="preserve"> y </w:t>
+      </w:r>
+      <w:proofErr w:type="spellStart"/>
+      <w:r>
+        <w:rPr>
+          <w:lang w:val="en-US"/>
+        </w:rPr>
+        <w:t>orientación</w:t>
+      </w:r>
+      <w:proofErr w:type="spellEnd"/>
+      <w:r>
+        <w:rPr>
+          <w:lang w:val="en-US"/>
+        </w:rPr>
+        <w:t xml:space="preserve"> al </w:t>
+      </w:r>
+      <w:proofErr w:type="spellStart"/>
+      <w:r>
+        <w:rPr>
+          <w:lang w:val="en-US"/>
+        </w:rPr>
+        <w:t>cliente</w:t>
+      </w:r>
+      <w:proofErr w:type="spellEnd"/>
     </w:p>
     <w:p>
       <w:pPr>
@@ -7023,6 +8150,7 @@
           <w:lang w:val="en-US"/>
         </w:rPr>
       </w:pPr>
+      <w:proofErr w:type="spellStart"/>
       <w:r>
         <w:rPr>
           <w:rFonts w:asciiTheme="minorHAnsi" w:hAnsiTheme="minorHAnsi" w:cstheme="minorHAnsi"/>
@@ -7032,6 +8160,7 @@
         </w:rPr>
         <w:t>Documentos</w:t>
       </w:r>
+      <w:proofErr w:type="spellEnd"/>
     </w:p>
     <w:p>
       <w:pPr>
@@ -7642,7 +8771,23 @@
           <w:rFonts w:asciiTheme="minorHAnsi" w:hAnsiTheme="minorHAnsi" w:cstheme="minorHAnsi"/>
           <w:lang w:eastAsia="es-CO"/>
         </w:rPr>
-        <w:t xml:space="preserve"> su nombre es por el secretario de comercio de EE.UU. de 1981, quien creía la calidad como factor clave de la prosperidad; el premio se creó a partir de 1987. El premio es otorgado a empresas de diversos sectores.</w:t>
+        <w:t xml:space="preserve"> su nombre es por el secretario de comercio de </w:t>
+      </w:r>
+      <w:proofErr w:type="gramStart"/>
+      <w:r>
+        <w:rPr>
+          <w:rFonts w:asciiTheme="minorHAnsi" w:hAnsiTheme="minorHAnsi" w:cstheme="minorHAnsi"/>
+          <w:lang w:eastAsia="es-CO"/>
+        </w:rPr>
+        <w:t>EE.UU.</w:t>
+      </w:r>
+      <w:proofErr w:type="gramEnd"/>
+      <w:r>
+        <w:rPr>
+          <w:rFonts w:asciiTheme="minorHAnsi" w:hAnsiTheme="minorHAnsi" w:cstheme="minorHAnsi"/>
+          <w:lang w:eastAsia="es-CO"/>
+        </w:rPr>
+        <w:t xml:space="preserve"> de 1981, quien creía la calidad como factor clave de la prosperidad; el premio se creó a partir de 1987. El premio es otorgado a empresas de diversos sectores.</w:t>
       </w:r>
     </w:p>
     <w:p>
@@ -7831,7 +8976,23 @@
           <w:rFonts w:asciiTheme="minorHAnsi" w:hAnsiTheme="minorHAnsi" w:cstheme="minorHAnsi"/>
           <w:lang w:eastAsia="es-CO"/>
         </w:rPr>
-        <w:t>Como todos los premios tienen criterios relacionados con el control total de calidad además de varias categorías de entrega. Los criterios a evaluar se presentan en el siguiente cuadro y se debe tener en cuenta que cualquier empresa que cumpla con los requisitos establecidos para la participación puede obtener uno de estos premios.</w:t>
+        <w:t xml:space="preserve">Como todos los premios tienen criterios relacionados con el control total de calidad además de varias categorías de entrega. </w:t>
+      </w:r>
+      <w:proofErr w:type="gramStart"/>
+      <w:r>
+        <w:rPr>
+          <w:rFonts w:asciiTheme="minorHAnsi" w:hAnsiTheme="minorHAnsi" w:cstheme="minorHAnsi"/>
+          <w:lang w:eastAsia="es-CO"/>
+        </w:rPr>
+        <w:t>Los criterios a evaluar</w:t>
+      </w:r>
+      <w:proofErr w:type="gramEnd"/>
+      <w:r>
+        <w:rPr>
+          <w:rFonts w:asciiTheme="minorHAnsi" w:hAnsiTheme="minorHAnsi" w:cstheme="minorHAnsi"/>
+          <w:lang w:eastAsia="es-CO"/>
+        </w:rPr>
+        <w:t xml:space="preserve"> se presentan en el siguiente cuadro y se debe tener en cuenta que cualquier empresa que cumpla con los requisitos establecidos para la participación puede obtener uno de estos premios.</w:t>
       </w:r>
       <w:r>
         <w:rPr>
@@ -9440,6 +10601,7 @@
                 <w:szCs w:val="28"/>
               </w:rPr>
             </w:pPr>
+            <w:proofErr w:type="spellStart"/>
             <w:r>
               <w:rPr>
                 <w:rFonts w:eastAsia="Times New Roman" w:cs="Calibri"/>
@@ -9450,6 +10612,7 @@
               </w:rPr>
               <w:t>Auditoría</w:t>
             </w:r>
+            <w:proofErr w:type="spellEnd"/>
           </w:p>
         </w:tc>
       </w:tr>
@@ -9532,7 +10695,47 @@
                 <w:szCs w:val="28"/>
                 <w:lang w:val="en-US"/>
               </w:rPr>
-              <w:t>No siempre es planeada.</w:t>
+              <w:t xml:space="preserve">No </w:t>
+            </w:r>
+            <w:proofErr w:type="spellStart"/>
+            <w:r>
+              <w:rPr>
+                <w:rFonts w:eastAsia="Times New Roman" w:cs="Calibri"/>
+                <w:sz w:val="28"/>
+                <w:szCs w:val="28"/>
+                <w:lang w:val="en-US"/>
+              </w:rPr>
+              <w:t>siempre</w:t>
+            </w:r>
+            <w:proofErr w:type="spellEnd"/>
+            <w:r>
+              <w:rPr>
+                <w:rFonts w:eastAsia="Times New Roman" w:cs="Calibri"/>
+                <w:sz w:val="28"/>
+                <w:szCs w:val="28"/>
+                <w:lang w:val="en-US"/>
+              </w:rPr>
+              <w:t xml:space="preserve"> es </w:t>
+            </w:r>
+            <w:proofErr w:type="spellStart"/>
+            <w:r>
+              <w:rPr>
+                <w:rFonts w:eastAsia="Times New Roman" w:cs="Calibri"/>
+                <w:sz w:val="28"/>
+                <w:szCs w:val="28"/>
+                <w:lang w:val="en-US"/>
+              </w:rPr>
+              <w:t>planeada</w:t>
+            </w:r>
+            <w:proofErr w:type="spellEnd"/>
+            <w:r>
+              <w:rPr>
+                <w:rFonts w:eastAsia="Times New Roman" w:cs="Calibri"/>
+                <w:sz w:val="28"/>
+                <w:szCs w:val="28"/>
+                <w:lang w:val="en-US"/>
+              </w:rPr>
+              <w:t>.</w:t>
             </w:r>
           </w:p>
         </w:tc>
@@ -9557,7 +10760,47 @@
                 <w:szCs w:val="28"/>
                 <w:lang w:val="en-US"/>
               </w:rPr>
-              <w:t>Debe ser siempre planeada.</w:t>
+              <w:t xml:space="preserve">Debe ser </w:t>
+            </w:r>
+            <w:proofErr w:type="spellStart"/>
+            <w:r>
+              <w:rPr>
+                <w:rFonts w:eastAsia="Times New Roman" w:cs="Calibri"/>
+                <w:sz w:val="28"/>
+                <w:szCs w:val="28"/>
+                <w:lang w:val="en-US"/>
+              </w:rPr>
+              <w:t>siempre</w:t>
+            </w:r>
+            <w:proofErr w:type="spellEnd"/>
+            <w:r>
+              <w:rPr>
+                <w:rFonts w:eastAsia="Times New Roman" w:cs="Calibri"/>
+                <w:sz w:val="28"/>
+                <w:szCs w:val="28"/>
+                <w:lang w:val="en-US"/>
+              </w:rPr>
+              <w:t xml:space="preserve"> </w:t>
+            </w:r>
+            <w:proofErr w:type="spellStart"/>
+            <w:r>
+              <w:rPr>
+                <w:rFonts w:eastAsia="Times New Roman" w:cs="Calibri"/>
+                <w:sz w:val="28"/>
+                <w:szCs w:val="28"/>
+                <w:lang w:val="en-US"/>
+              </w:rPr>
+              <w:t>planeada</w:t>
+            </w:r>
+            <w:proofErr w:type="spellEnd"/>
+            <w:r>
+              <w:rPr>
+                <w:rFonts w:eastAsia="Times New Roman" w:cs="Calibri"/>
+                <w:sz w:val="28"/>
+                <w:szCs w:val="28"/>
+                <w:lang w:val="en-US"/>
+              </w:rPr>
+              <w:t>.</w:t>
             </w:r>
           </w:p>
         </w:tc>
@@ -9612,7 +10855,27 @@
                 <w:szCs w:val="28"/>
                 <w:lang w:val="en-US"/>
               </w:rPr>
-              <w:t>Debe documentarse.</w:t>
+              <w:t xml:space="preserve">Debe </w:t>
+            </w:r>
+            <w:proofErr w:type="spellStart"/>
+            <w:r>
+              <w:rPr>
+                <w:rFonts w:eastAsia="Times New Roman" w:cs="Calibri"/>
+                <w:sz w:val="28"/>
+                <w:szCs w:val="28"/>
+                <w:lang w:val="en-US"/>
+              </w:rPr>
+              <w:t>documentarse</w:t>
+            </w:r>
+            <w:proofErr w:type="spellEnd"/>
+            <w:r>
+              <w:rPr>
+                <w:rFonts w:eastAsia="Times New Roman" w:cs="Calibri"/>
+                <w:sz w:val="28"/>
+                <w:szCs w:val="28"/>
+                <w:lang w:val="en-US"/>
+              </w:rPr>
+              <w:t>.</w:t>
             </w:r>
           </w:p>
         </w:tc>
@@ -9689,6 +10952,7 @@
                 <w:szCs w:val="28"/>
               </w:rPr>
             </w:pPr>
+            <w:proofErr w:type="spellStart"/>
             <w:r>
               <w:rPr>
                 <w:rFonts w:eastAsia="Times New Roman" w:cs="Calibri"/>
@@ -9696,7 +10960,57 @@
                 <w:szCs w:val="28"/>
                 <w:lang w:val="en-US"/>
               </w:rPr>
-              <w:t>Enfocada en realizar acciones.</w:t>
+              <w:t>Enfocada</w:t>
+            </w:r>
+            <w:proofErr w:type="spellEnd"/>
+            <w:r>
+              <w:rPr>
+                <w:rFonts w:eastAsia="Times New Roman" w:cs="Calibri"/>
+                <w:sz w:val="28"/>
+                <w:szCs w:val="28"/>
+                <w:lang w:val="en-US"/>
+              </w:rPr>
+              <w:t xml:space="preserve"> en </w:t>
+            </w:r>
+            <w:proofErr w:type="spellStart"/>
+            <w:r>
+              <w:rPr>
+                <w:rFonts w:eastAsia="Times New Roman" w:cs="Calibri"/>
+                <w:sz w:val="28"/>
+                <w:szCs w:val="28"/>
+                <w:lang w:val="en-US"/>
+              </w:rPr>
+              <w:t>realizar</w:t>
+            </w:r>
+            <w:proofErr w:type="spellEnd"/>
+            <w:r>
+              <w:rPr>
+                <w:rFonts w:eastAsia="Times New Roman" w:cs="Calibri"/>
+                <w:sz w:val="28"/>
+                <w:szCs w:val="28"/>
+                <w:lang w:val="en-US"/>
+              </w:rPr>
+              <w:t xml:space="preserve"> </w:t>
+            </w:r>
+            <w:proofErr w:type="spellStart"/>
+            <w:r>
+              <w:rPr>
+                <w:rFonts w:eastAsia="Times New Roman" w:cs="Calibri"/>
+                <w:sz w:val="28"/>
+                <w:szCs w:val="28"/>
+                <w:lang w:val="en-US"/>
+              </w:rPr>
+              <w:t>acciones</w:t>
+            </w:r>
+            <w:proofErr w:type="spellEnd"/>
+            <w:r>
+              <w:rPr>
+                <w:rFonts w:eastAsia="Times New Roman" w:cs="Calibri"/>
+                <w:sz w:val="28"/>
+                <w:szCs w:val="28"/>
+                <w:lang w:val="en-US"/>
+              </w:rPr>
+              <w:t>.</w:t>
             </w:r>
           </w:p>
         </w:tc>
@@ -9714,6 +11028,7 @@
                 <w:szCs w:val="28"/>
               </w:rPr>
             </w:pPr>
+            <w:proofErr w:type="spellStart"/>
             <w:r>
               <w:rPr>
                 <w:rFonts w:eastAsia="Times New Roman" w:cs="Calibri"/>
@@ -9721,7 +11036,37 @@
                 <w:szCs w:val="28"/>
                 <w:lang w:val="en-US"/>
               </w:rPr>
-              <w:t>Supervisa acciones.</w:t>
+              <w:t>Supervisa</w:t>
+            </w:r>
+            <w:proofErr w:type="spellEnd"/>
+            <w:r>
+              <w:rPr>
+                <w:rFonts w:eastAsia="Times New Roman" w:cs="Calibri"/>
+                <w:sz w:val="28"/>
+                <w:szCs w:val="28"/>
+                <w:lang w:val="en-US"/>
+              </w:rPr>
+              <w:t xml:space="preserve"> </w:t>
+            </w:r>
+            <w:proofErr w:type="spellStart"/>
+            <w:r>
+              <w:rPr>
+                <w:rFonts w:eastAsia="Times New Roman" w:cs="Calibri"/>
+                <w:sz w:val="28"/>
+                <w:szCs w:val="28"/>
+                <w:lang w:val="en-US"/>
+              </w:rPr>
+              <w:t>acciones</w:t>
+            </w:r>
+            <w:proofErr w:type="spellEnd"/>
+            <w:r>
+              <w:rPr>
+                <w:rFonts w:eastAsia="Times New Roman" w:cs="Calibri"/>
+                <w:sz w:val="28"/>
+                <w:szCs w:val="28"/>
+                <w:lang w:val="en-US"/>
+              </w:rPr>
+              <w:t>.</w:t>
             </w:r>
           </w:p>
         </w:tc>
@@ -9744,6 +11089,7 @@
                 <w:szCs w:val="28"/>
               </w:rPr>
             </w:pPr>
+            <w:proofErr w:type="spellStart"/>
             <w:r>
               <w:rPr>
                 <w:rFonts w:eastAsia="Times New Roman" w:cs="Calibri"/>
@@ -9751,7 +11097,37 @@
                 <w:szCs w:val="28"/>
                 <w:lang w:val="en-US"/>
               </w:rPr>
-              <w:t>Preguntas cerradas.</w:t>
+              <w:t>Preguntas</w:t>
+            </w:r>
+            <w:proofErr w:type="spellEnd"/>
+            <w:r>
+              <w:rPr>
+                <w:rFonts w:eastAsia="Times New Roman" w:cs="Calibri"/>
+                <w:sz w:val="28"/>
+                <w:szCs w:val="28"/>
+                <w:lang w:val="en-US"/>
+              </w:rPr>
+              <w:t xml:space="preserve"> </w:t>
+            </w:r>
+            <w:proofErr w:type="spellStart"/>
+            <w:r>
+              <w:rPr>
+                <w:rFonts w:eastAsia="Times New Roman" w:cs="Calibri"/>
+                <w:sz w:val="28"/>
+                <w:szCs w:val="28"/>
+                <w:lang w:val="en-US"/>
+              </w:rPr>
+              <w:t>cerradas</w:t>
+            </w:r>
+            <w:proofErr w:type="spellEnd"/>
+            <w:r>
+              <w:rPr>
+                <w:rFonts w:eastAsia="Times New Roman" w:cs="Calibri"/>
+                <w:sz w:val="28"/>
+                <w:szCs w:val="28"/>
+                <w:lang w:val="en-US"/>
+              </w:rPr>
+              <w:t>.</w:t>
             </w:r>
           </w:p>
         </w:tc>
@@ -9769,6 +11145,7 @@
                 <w:szCs w:val="28"/>
               </w:rPr>
             </w:pPr>
+            <w:proofErr w:type="spellStart"/>
             <w:r>
               <w:rPr>
                 <w:rFonts w:eastAsia="Times New Roman" w:cs="Calibri"/>
@@ -9776,7 +11153,37 @@
                 <w:szCs w:val="28"/>
                 <w:lang w:val="en-US"/>
               </w:rPr>
-              <w:t>Preguntas abiertas.</w:t>
+              <w:t>Preguntas</w:t>
+            </w:r>
+            <w:proofErr w:type="spellEnd"/>
+            <w:r>
+              <w:rPr>
+                <w:rFonts w:eastAsia="Times New Roman" w:cs="Calibri"/>
+                <w:sz w:val="28"/>
+                <w:szCs w:val="28"/>
+                <w:lang w:val="en-US"/>
+              </w:rPr>
+              <w:t xml:space="preserve"> </w:t>
+            </w:r>
+            <w:proofErr w:type="spellStart"/>
+            <w:r>
+              <w:rPr>
+                <w:rFonts w:eastAsia="Times New Roman" w:cs="Calibri"/>
+                <w:sz w:val="28"/>
+                <w:szCs w:val="28"/>
+                <w:lang w:val="en-US"/>
+              </w:rPr>
+              <w:t>abiertas</w:t>
+            </w:r>
+            <w:proofErr w:type="spellEnd"/>
+            <w:r>
+              <w:rPr>
+                <w:rFonts w:eastAsia="Times New Roman" w:cs="Calibri"/>
+                <w:sz w:val="28"/>
+                <w:szCs w:val="28"/>
+                <w:lang w:val="en-US"/>
+              </w:rPr>
+              <w:t>.</w:t>
             </w:r>
           </w:p>
         </w:tc>
@@ -10674,6 +12081,7 @@
           <w:lang w:eastAsia="es-CO"/>
         </w:rPr>
       </w:pPr>
+      <w:proofErr w:type="spellStart"/>
       <w:r>
         <w:rPr>
           <w:rFonts w:cs="Calibri"/>
@@ -10681,11 +12089,40 @@
         </w:rPr>
         <w:t>Auditool</w:t>
       </w:r>
-      <w:r>
-        <w:rPr>
-          <w:lang w:eastAsia="es-CO"/>
-        </w:rPr>
-        <w:t>.org. (2020). Auditool.</w:t>
+      <w:proofErr w:type="spellEnd"/>
+      <w:r>
+        <w:rPr>
+          <w:lang w:eastAsia="es-CO"/>
+        </w:rPr>
+        <w:t>.</w:t>
+      </w:r>
+      <w:proofErr w:type="spellStart"/>
+      <w:r>
+        <w:rPr>
+          <w:lang w:eastAsia="es-CO"/>
+        </w:rPr>
+        <w:t>org</w:t>
+      </w:r>
+      <w:proofErr w:type="spellEnd"/>
+      <w:r>
+        <w:rPr>
+          <w:lang w:eastAsia="es-CO"/>
+        </w:rPr>
+        <w:t xml:space="preserve">. (2020). </w:t>
+      </w:r>
+      <w:proofErr w:type="spellStart"/>
+      <w:r>
+        <w:rPr>
+          <w:lang w:eastAsia="es-CO"/>
+        </w:rPr>
+        <w:t>Auditool</w:t>
+      </w:r>
+      <w:proofErr w:type="spellEnd"/>
+      <w:r>
+        <w:rPr>
+          <w:lang w:eastAsia="es-CO"/>
+        </w:rPr>
+        <w:t>.</w:t>
       </w:r>
     </w:p>
     <w:p>
@@ -10760,12 +12197,21 @@
           <w:lang w:val="es-MX" w:eastAsia="es-CO"/>
         </w:rPr>
       </w:pPr>
+      <w:proofErr w:type="spellStart"/>
       <w:r>
         <w:rPr>
           <w:rFonts w:cs="Calibri"/>
           <w:lang w:val="es-MX" w:eastAsia="es-CO"/>
         </w:rPr>
-        <w:t xml:space="preserve">Jimenez, D. (2020). Auditorías: </w:t>
+        <w:t>Jimenez</w:t>
+      </w:r>
+      <w:proofErr w:type="spellEnd"/>
+      <w:r>
+        <w:rPr>
+          <w:rFonts w:cs="Calibri"/>
+          <w:lang w:val="es-MX" w:eastAsia="es-CO"/>
+        </w:rPr>
+        <w:t xml:space="preserve">, D. (2020). Auditorías: </w:t>
       </w:r>
       <w:r>
         <w:rPr>
@@ -17157,6 +18603,10 @@
 </file>
 
 <file path=customXml/item1.xml><?xml version="1.0" encoding="utf-8"?>
+<b:Sources xmlns:b="http://schemas.openxmlformats.org/officeDocument/2006/bibliography" xmlns="http://schemas.openxmlformats.org/officeDocument/2006/bibliography" SelectedStyle="\APASixthEditionOfficeOnline.xsl" StyleName="APA" Version="6"/>
+</file>
+
+<file path=customXml/item2.xml><?xml version="1.0" encoding="utf-8"?>
 <ct:contentTypeSchema xmlns:ct="http://schemas.microsoft.com/office/2006/metadata/contentType" xmlns:ma="http://schemas.microsoft.com/office/2006/metadata/properties/metaAttributes" ct:_="" ma:_="" ma:contentTypeName="Documento" ma:contentTypeID="0x0101006A81D6BD42E8DF4C91013959704817E1" ma:contentTypeVersion="15" ma:contentTypeDescription="Crear nuevo documento." ma:contentTypeScope="" ma:versionID="bf4f72ffd194f0963ff564daca6869f7">
   <xsd:schema xmlns:xsd="http://www.w3.org/2001/XMLSchema" xmlns:xs="http://www.w3.org/2001/XMLSchema" xmlns:p="http://schemas.microsoft.com/office/2006/metadata/properties" xmlns:ns2="13c90a0b-73bc-4dc0-be5f-28d77b615beb" xmlns:ns3="13c93bba-48ce-428c-bfe5-88b42c19b028" targetNamespace="http://schemas.microsoft.com/office/2006/metadata/properties" ma:root="true" ma:fieldsID="8718d6f4873a5b1392a45044efa78385" ns2:_="" ns3:_="">
     <xsd:import namespace="13c90a0b-73bc-4dc0-be5f-28d77b615beb"/>
@@ -17391,11 +18841,16 @@
 </ct:contentTypeSchema>
 </file>
 
-<file path=customXml/item2.xml><?xml version="1.0" encoding="utf-8"?>
-<b:Sources xmlns:b="http://schemas.openxmlformats.org/officeDocument/2006/bibliography" xmlns="http://schemas.openxmlformats.org/officeDocument/2006/bibliography" SelectedStyle="\APASixthEditionOfficeOnline.xsl" StyleName="APA" Version="6"/>
+<file path=customXml/item3.xml><?xml version="1.0" encoding="utf-8"?>
+<?mso-contentType ?>
+<FormTemplates xmlns="http://schemas.microsoft.com/sharepoint/v3/contenttype/forms">
+  <Display>DocumentLibraryForm</Display>
+  <Edit>DocumentLibraryForm</Edit>
+  <New>DocumentLibraryForm</New>
+</FormTemplates>
 </file>
 
-<file path=customXml/item3.xml><?xml version="1.0" encoding="utf-8"?>
+<file path=customXml/item4.xml><?xml version="1.0" encoding="utf-8"?>
 <p:properties xmlns:p="http://schemas.microsoft.com/office/2006/metadata/properties" xmlns:xsi="http://www.w3.org/2001/XMLSchema-instance" xmlns:pc="http://schemas.microsoft.com/office/infopath/2007/PartnerControls">
   <documentManagement>
     <TaxCatchAll xmlns="13c90a0b-73bc-4dc0-be5f-28d77b615beb" xsi:nil="true"/>
@@ -17406,16 +18861,15 @@
 </p:properties>
 </file>
 
-<file path=customXml/item4.xml><?xml version="1.0" encoding="utf-8"?>
-<?mso-contentType ?>
-<FormTemplates xmlns="http://schemas.microsoft.com/sharepoint/v3/contenttype/forms">
-  <Display>DocumentLibraryForm</Display>
-  <Edit>DocumentLibraryForm</Edit>
-  <New>DocumentLibraryForm</New>
-</FormTemplates>
+<file path=customXml/itemProps1.xml><?xml version="1.0" encoding="utf-8"?>
+<ds:datastoreItem xmlns:ds="http://schemas.openxmlformats.org/officeDocument/2006/customXml" ds:itemID="{1AF2C25B-FB23-49D7-861B-D97474F002D2}">
+  <ds:schemaRefs>
+    <ds:schemaRef ds:uri="http://schemas.openxmlformats.org/officeDocument/2006/bibliography"/>
+  </ds:schemaRefs>
+</ds:datastoreItem>
 </file>
 
-<file path=customXml/itemProps1.xml><?xml version="1.0" encoding="utf-8"?>
+<file path=customXml/itemProps2.xml><?xml version="1.0" encoding="utf-8"?>
 <ds:datastoreItem xmlns:ds="http://schemas.openxmlformats.org/officeDocument/2006/customXml" ds:itemID="{4B3C6E78-634C-4AE7-B2E1-4D68F5BA9D52}">
   <ds:schemaRefs>
     <ds:schemaRef ds:uri="http://schemas.microsoft.com/office/2006/metadata/contentType"/>
@@ -17434,15 +18888,15 @@
 </ds:datastoreItem>
 </file>
 
-<file path=customXml/itemProps2.xml><?xml version="1.0" encoding="utf-8"?>
-<ds:datastoreItem xmlns:ds="http://schemas.openxmlformats.org/officeDocument/2006/customXml" ds:itemID="{1AF2C25B-FB23-49D7-861B-D97474F002D2}">
+<file path=customXml/itemProps3.xml><?xml version="1.0" encoding="utf-8"?>
+<ds:datastoreItem xmlns:ds="http://schemas.openxmlformats.org/officeDocument/2006/customXml" ds:itemID="{91756AAB-0645-4FFC-990B-34BB6096B23B}">
   <ds:schemaRefs>
-    <ds:schemaRef ds:uri="http://schemas.openxmlformats.org/officeDocument/2006/bibliography"/>
+    <ds:schemaRef ds:uri="http://schemas.microsoft.com/sharepoint/v3/contenttype/forms"/>
   </ds:schemaRefs>
 </ds:datastoreItem>
 </file>
 
-<file path=customXml/itemProps3.xml><?xml version="1.0" encoding="utf-8"?>
+<file path=customXml/itemProps4.xml><?xml version="1.0" encoding="utf-8"?>
 <ds:datastoreItem xmlns:ds="http://schemas.openxmlformats.org/officeDocument/2006/customXml" ds:itemID="{CEECB56F-E1D8-45BF-A0A3-B5258E7263D4}">
   <ds:schemaRefs>
     <ds:schemaRef ds:uri="http://schemas.microsoft.com/office/2006/metadata/properties"/>
@@ -17451,12 +18905,4 @@
     <ds:schemaRef ds:uri="13c93bba-48ce-428c-bfe5-88b42c19b028"/>
   </ds:schemaRefs>
 </ds:datastoreItem>
-</file>
-
-<file path=customXml/itemProps4.xml><?xml version="1.0" encoding="utf-8"?>
-<ds:datastoreItem xmlns:ds="http://schemas.openxmlformats.org/officeDocument/2006/customXml" ds:itemID="{91756AAB-0645-4FFC-990B-34BB6096B23B}">
-  <ds:schemaRefs>
-    <ds:schemaRef ds:uri="http://schemas.microsoft.com/sharepoint/v3/contenttype/forms"/>
-  </ds:schemaRefs>
-</ds:datastoreItem>
 </file>